--- a/downloads/student/ai-3-week-20.docx
+++ b/downloads/student/ai-3-week-20.docx
@@ -1706,6 +1706,16 @@
     <w:p>
       <w:r>
         <w:t>Conversation state is an application record; it is not evidence that the model permanently learned the learner’s preferences.</w:t>
+      </w:r>
+    </w:p>
+    <w:p>
+      <w:r>
+        <w:t>Read the labelled picture: What is selected_book after the correction and after exit? Point to the relevant step in the picture, then write the changed result and the rule or evidence that supports it.</w:t>
+      </w:r>
+    </w:p>
+    <w:p>
+      <w:r>
+        <w:t>Change one thing: The next session asks “summarise my book” without naming one. Predict the result before checking the explanation. What remains the same?</w:t>
       </w:r>
     </w:p>
     <w:p>
@@ -3773,6 +3783,187 @@
     <w:p>
       <w:r>
         <w:t>Attempt the independent case before hints. Record whether you worked alone, used a hint or followed a model. After feedback, fix the first unsupported step and explain why it changed. A later check uses a changed case, not a copied answer.</w:t>
+      </w:r>
+    </w:p>
+    <w:p>
+      <w:pPr>
+        <w:pStyle w:val="Heading1"/>
+      </w:pPr>
+      <w:r>
+        <w:t>15. Your lesson route</w:t>
+      </w:r>
+    </w:p>
+    <w:p>
+      <w:r>
+        <w:t>Start with this question: Keep a reading conversation consistent when the learner changes the selected book.</w:t>
+      </w:r>
+    </w:p>
+    <w:tbl>
+      <w:tblPr>
+        <w:tblStyle w:val="LightShading-Accent1"/>
+        <w:tblW w:type="auto" w:w="0"/>
+        <w:tblLook w:firstColumn="1" w:firstRow="1" w:lastColumn="0" w:lastRow="0" w:noHBand="0" w:noVBand="1" w:val="04A0"/>
+      </w:tblPr>
+      <w:tblGrid>
+        <w:gridCol w:w="5112"/>
+        <w:gridCol w:w="5112"/>
+      </w:tblGrid>
+      <w:tr>
+        <w:trPr>
+          <w:tblHeader/>
+        </w:trPr>
+        <w:tc>
+          <w:tcPr>
+            <w:tcW w:type="dxa" w:w="5112"/>
+          </w:tcPr>
+          <w:p>
+            <w:r>
+              <w:t>By the end, I can</w:t>
+            </w:r>
+          </w:p>
+        </w:tc>
+        <w:tc>
+          <w:tcPr>
+            <w:tcW w:type="dxa" w:w="5112"/>
+          </w:tcPr>
+          <w:p>
+            <w:r>
+              <w:t>How I will show it</w:t>
+            </w:r>
+          </w:p>
+        </w:tc>
+      </w:tr>
+      <w:tr>
+        <w:tc>
+          <w:tcPr>
+            <w:tcW w:type="dxa" w:w="5112"/>
+          </w:tcPr>
+          <w:p>
+            <w:r>
+              <w:t>Explain the mechanism and terminology of conversation state and retention</w:t>
+            </w:r>
+          </w:p>
+        </w:tc>
+        <w:tc>
+          <w:tcPr>
+            <w:tcW w:type="dxa" w:w="5112"/>
+          </w:tcPr>
+          <w:p>
+            <w:r>
+              <w:t>Explain the deciding step, show a trace or test, and state one limit.</w:t>
+            </w:r>
+          </w:p>
+        </w:tc>
+      </w:tr>
+      <w:tr>
+        <w:tc>
+          <w:tcPr>
+            <w:tcW w:type="dxa" w:w="5112"/>
+          </w:tcPr>
+          <w:p>
+            <w:r>
+              <w:t>Apply the stated procedure to a new case with a traceable result</w:t>
+            </w:r>
+          </w:p>
+        </w:tc>
+        <w:tc>
+          <w:tcPr>
+            <w:tcW w:type="dxa" w:w="5112"/>
+          </w:tcPr>
+          <w:p>
+            <w:r>
+              <w:t>Explain the deciding step, show a trace or test, and state one limit.</w:t>
+            </w:r>
+          </w:p>
+        </w:tc>
+      </w:tr>
+      <w:tr>
+        <w:tc>
+          <w:tcPr>
+            <w:tcW w:type="dxa" w:w="5112"/>
+          </w:tcPr>
+          <w:p>
+            <w:r>
+              <w:t>Identify an assumption or limitation and design a revealing follow-up</w:t>
+            </w:r>
+          </w:p>
+        </w:tc>
+        <w:tc>
+          <w:tcPr>
+            <w:tcW w:type="dxa" w:w="5112"/>
+          </w:tcPr>
+          <w:p>
+            <w:r>
+              <w:t>Explain the deciding step, show a trace or test, and state one limit.</w:t>
+            </w:r>
+          </w:p>
+        </w:tc>
+      </w:tr>
+    </w:tbl>
+    <w:p>
+      <w:r>
+        <w:t>Remember → watch and explain → try with help → investigate → try independently → keep project evidence. Your teacher may spread this lesson across several classes.</w:t>
+      </w:r>
+    </w:p>
+    <w:p>
+      <w:r>
+        <w:t>Keep your first prediction. Compare it with what the evidence shows and explain any change.</w:t>
+      </w:r>
+    </w:p>
+    <w:p>
+      <w:pPr>
+        <w:pStyle w:val="Heading1"/>
+      </w:pPr>
+      <w:r>
+        <w:t>16. Finish and return</w:t>
+      </w:r>
+    </w:p>
+    <w:p>
+      <w:r>
+        <w:t>Close your notes. Explain this goal in your own words: Explain the mechanism and terminology of conversation state and retention</w:t>
+      </w:r>
+    </w:p>
+    <w:p>
+      <w:pPr>
+        <w:pStyle w:val="Heading3"/>
+      </w:pPr>
+      <w:r>
+        <w:t>My deciding step, evidence and one remaining question</w:t>
+      </w:r>
+    </w:p>
+    <w:p>
+      <w:r>
+        <w:t>________________________________________________________________</w:t>
+      </w:r>
+    </w:p>
+    <w:p>
+      <w:r>
+        <w:t>________________________________________________________________</w:t>
+      </w:r>
+    </w:p>
+    <w:p>
+      <w:r>
+        <w:t>________________________________________________________________</w:t>
+      </w:r>
+    </w:p>
+    <w:p>
+      <w:r>
+        <w:t>________________________________________________________________</w:t>
+      </w:r>
+    </w:p>
+    <w:p>
+      <w:r>
+        <w:t>________________________________________________________________</w:t>
+      </w:r>
+    </w:p>
+    <w:p>
+      <w:r>
+        <w:t>If you are unsure, return to the worked picture and explain one arrow. If you are ready, change an input or assumption and justify your prediction.</w:t>
+      </w:r>
+    </w:p>
+    <w:p>
+      <w:r>
+        <w:t>Save your workbook evidence. At the next review, try a different case before opening your old answer.</w:t>
       </w:r>
     </w:p>
     <w:sectPr>

--- a/downloads/student/ai-3-week-20.docx
+++ b/downloads/student/ai-3-week-20.docx
@@ -3964,6 +3964,202 @@
     <w:p>
       <w:r>
         <w:t>Save your workbook evidence. At the next review, try a different case before opening your old answer.</w:t>
+      </w:r>
+    </w:p>
+    <w:p>
+      <w:pPr>
+        <w:pStyle w:val="Heading1"/>
+      </w:pPr>
+      <w:r>
+        <w:t>17. Supported practice, repair and portfolio</w:t>
+      </w:r>
+    </w:p>
+    <w:p>
+      <w:r>
+        <w:t>Use this supported practice once, in the browser or on paper. Keep the reserved independent assessment for a separate first attempt before teacher feedback.</w:t>
+      </w:r>
+    </w:p>
+    <w:p>
+      <w:r>
+        <w:t>Keep a reading conversation consistent when the learner changes the selected book.</w:t>
+      </w:r>
+    </w:p>
+    <w:p>
+      <w:pPr>
+        <w:pStyle w:val="Heading3"/>
+      </w:pPr>
+      <w:r>
+        <w:t>Practice 1: explain the deciding evidence</w:t>
+      </w:r>
+    </w:p>
+    <w:p>
+      <w:r>
+        <w:t>Which labelled step matches this detail? Clear selected_book. A new session begins with no selected book.</w:t>
+      </w:r>
+    </w:p>
+    <w:p>
+      <w:r>
+        <w:t>1. First choice</w:t>
+      </w:r>
+    </w:p>
+    <w:p>
+      <w:r>
+        <w:t>2. Correct choice</w:t>
+      </w:r>
+    </w:p>
+    <w:p>
+      <w:r>
+        <w:t>3. End session</w:t>
+      </w:r>
+    </w:p>
+    <w:p>
+      <w:pPr>
+        <w:pStyle w:val="Heading3"/>
+      </w:pPr>
+      <w:r>
+        <w:t>My selected conclusion, deciding fact and explanation</w:t>
+      </w:r>
+    </w:p>
+    <w:p>
+      <w:r>
+        <w:t>________________________________________________________________</w:t>
+      </w:r>
+    </w:p>
+    <w:p>
+      <w:r>
+        <w:t>________________________________________________________________</w:t>
+      </w:r>
+    </w:p>
+    <w:p>
+      <w:r>
+        <w:t>________________________________________________________________</w:t>
+      </w:r>
+    </w:p>
+    <w:p>
+      <w:r>
+        <w:t>________________________________________________________________</w:t>
+      </w:r>
+    </w:p>
+    <w:p>
+      <w:r>
+        <w:t>________________________________________________________________</w:t>
+      </w:r>
+    </w:p>
+    <w:p>
+      <w:r>
+        <w:t>Hint if needed: Read the steps in the pictorial case. Match the supplied detail to the stage that performs or records it.</w:t>
+      </w:r>
+    </w:p>
+    <w:p>
+      <w:r>
+        <w:t>After your attempt, compare with the supported explanation: End session Clear selected_book. A new session begins with no selected book. Read the picture in order. Clear selected_book. A new session begins with no selected book. The arrows show which recorded input or intermediate result each decision uses. Explain the deciding step aloud before checking the changed case; pointing to the final answer alone does not show how it follows.</w:t>
+      </w:r>
+    </w:p>
+    <w:p>
+      <w:pPr>
+        <w:pStyle w:val="Heading3"/>
+      </w:pPr>
+      <w:r>
+        <w:t>Practice 2: explain the deciding evidence</w:t>
+      </w:r>
+    </w:p>
+    <w:p>
+      <w:r>
+        <w:t>Changed-case practice: The next session asks “summarise my book” without naming one. Which conclusion is supported by the supplied facts?</w:t>
+      </w:r>
+    </w:p>
+    <w:p>
+      <w:r>
+        <w:t>1. Ask which book the learner wants.</w:t>
+      </w:r>
+    </w:p>
+    <w:p>
+      <w:r>
+        <w:t>2. We can decide the result without examining the changed input or the procedure.</w:t>
+      </w:r>
+    </w:p>
+    <w:p>
+      <w:r>
+        <w:t>3. This one example guarantees correct results for every future input.</w:t>
+      </w:r>
+    </w:p>
+    <w:p>
+      <w:pPr>
+        <w:pStyle w:val="Heading3"/>
+      </w:pPr>
+      <w:r>
+        <w:t>My selected conclusion, deciding fact and explanation</w:t>
+      </w:r>
+    </w:p>
+    <w:p>
+      <w:r>
+        <w:t>________________________________________________________________</w:t>
+      </w:r>
+    </w:p>
+    <w:p>
+      <w:r>
+        <w:t>________________________________________________________________</w:t>
+      </w:r>
+    </w:p>
+    <w:p>
+      <w:r>
+        <w:t>________________________________________________________________</w:t>
+      </w:r>
+    </w:p>
+    <w:p>
+      <w:r>
+        <w:t>________________________________________________________________</w:t>
+      </w:r>
+    </w:p>
+    <w:p>
+      <w:r>
+        <w:t>________________________________________________________________</w:t>
+      </w:r>
+    </w:p>
+    <w:p>
+      <w:r>
+        <w:t>Hint if needed: Use the changed condition and the deciding step in the pictorial trace. The answer must say what follows from those facts.</w:t>
+      </w:r>
+    </w:p>
+    <w:p>
+      <w:r>
+        <w:t>After your attempt, compare with the supported explanation: Ask which book the learner wants. The declared policy clears session state, so yesterday’s choice is unavailable.</w:t>
+      </w:r>
+    </w:p>
+    <w:p>
+      <w:pPr>
+        <w:pStyle w:val="Heading3"/>
+      </w:pPr>
+      <w:r>
+        <w:t>Repair a missing building block</w:t>
+      </w:r>
+    </w:p>
+    <w:p>
+      <w:r>
+        <w:t>Review User Need and AI Contribution (ai-3/19). Goal: Explain the mechanism and terminology of capstone requirements and corpus. Short practice: What non-AI baseline would reveal whether this helper adds value? Point to the relevant step in the picture, then write the changed result and the rule or evidence that supports it.. Return to this week and explain what you changed.</w:t>
+      </w:r>
+    </w:p>
+    <w:p>
+      <w:r>
+        <w:t>Review Model Memory vs Retrieval (ai-3/17). Goal: Explain the mechanism and terminology of retrieval and indexing. Short practice: Why can the assistant not certify 15: 00 when the notice is missing? Point to the relevant step in the picture, then write the changed result and the rule or evidence that supports it.. Return to this week and explain what you changed.</w:t>
+      </w:r>
+    </w:p>
+    <w:p>
+      <w:r>
+        <w:t>Review Hallucination Failure Types (ai-3/14). Goal: Explain the mechanism and terminology of generation failures and verification. Short practice: Can we conclude there will definitely be no lunch from S alone?. Return to this week and explain what you changed.</w:t>
+      </w:r>
+    </w:p>
+    <w:p>
+      <w:pPr>
+        <w:pStyle w:val="Heading3"/>
+      </w:pPr>
+      <w:r>
+        <w:t>Keep your completed work</w:t>
+      </w:r>
+    </w:p>
+    <w:p>
+      <w:r>
+        <w:t>Use Download completed work in the hosted lesson to export your answers, reflections, practice feedback and code-run evidence. Open the HTML copy to read or print it. Drafts stay in this browser when storage is available; clear drafts on a shared device.</w:t>
       </w:r>
     </w:p>
     <w:sectPr>

--- a/downloads/student/ai-3-week-20.docx
+++ b/downloads/student/ai-3-week-20.docx
@@ -42,6 +42,11 @@
       </w:r>
     </w:p>
     <w:p>
+      <w:r>
+        <w:t>Start with the target: Explain the mechanism and terminology of conversation state and retention. Try the recall before opening notes.</w:t>
+      </w:r>
+    </w:p>
+    <w:p>
       <w:pPr>
         <w:pStyle w:val="Heading3"/>
       </w:pPr>
@@ -50,17 +55,71 @@
       </w:r>
     </w:p>
     <w:p>
-      <w:r>
-        <w:t>I can explain the mechanism and terminology of conversation state and retention.</w:t>
-      </w:r>
-    </w:p>
-    <w:p>
-      <w:r>
-        <w:t>I can apply the stated procedure to a new case with a traceable result.</w:t>
-      </w:r>
-    </w:p>
-    <w:p>
-      <w:r>
+      <w:pPr>
+        <w:spacing w:line="336" w:lineRule="auto" w:after="180"/>
+      </w:pPr>
+      <w:r>
+        <w:rPr>
+          <w:b w:val="0"/>
+        </w:rPr>
+        <w:t xml:space="preserve">I can explain the </w:t>
+      </w:r>
+      <w:r>
+        <w:rPr>
+          <w:b/>
+        </w:rPr>
+        <w:t>mechanism</w:t>
+      </w:r>
+      <w:r>
+        <w:rPr>
+          <w:b w:val="0"/>
+        </w:rPr>
+        <w:t xml:space="preserve"> and terminology of conversation </w:t>
+      </w:r>
+      <w:r>
+        <w:rPr>
+          <w:b/>
+        </w:rPr>
+        <w:t>state</w:t>
+      </w:r>
+      <w:r>
+        <w:rPr>
+          <w:b w:val="0"/>
+        </w:rPr>
+        <w:t xml:space="preserve"> and retention.</w:t>
+      </w:r>
+    </w:p>
+    <w:p>
+      <w:pPr>
+        <w:spacing w:line="336" w:lineRule="auto" w:after="180"/>
+      </w:pPr>
+      <w:r>
+        <w:rPr>
+          <w:b w:val="0"/>
+        </w:rPr>
+        <w:t xml:space="preserve">I can apply the </w:t>
+      </w:r>
+      <w:r>
+        <w:rPr>
+          <w:b/>
+        </w:rPr>
+        <w:t>state</w:t>
+      </w:r>
+      <w:r>
+        <w:rPr>
+          <w:b w:val="0"/>
+        </w:rPr>
+        <w:t>d procedure to a new case with a traceable result.</w:t>
+      </w:r>
+    </w:p>
+    <w:p>
+      <w:pPr>
+        <w:spacing w:line="336" w:lineRule="auto" w:after="180"/>
+      </w:pPr>
+      <w:r>
+        <w:rPr>
+          <w:b w:val="0"/>
+        </w:rPr>
         <w:t>I can identify an assumption or limitation and design a revealing follow-up.</w:t>
       </w:r>
     </w:p>
@@ -73,37 +132,103 @@
       </w:r>
     </w:p>
     <w:p>
-      <w:r>
+      <w:pPr>
+        <w:spacing w:line="336" w:lineRule="auto" w:after="180"/>
+      </w:pPr>
+      <w:r>
+        <w:rPr>
+          <w:b w:val="0"/>
+        </w:rPr>
         <w:t>Close your notes first. A rough first answer helps us choose the right starting point; it is not a score for your ability.</w:t>
       </w:r>
     </w:p>
     <w:p>
-      <w:r>
+      <w:pPr>
+        <w:spacing w:line="336" w:lineRule="auto" w:after="180"/>
+      </w:pPr>
+      <w:r>
+        <w:rPr>
+          <w:b w:val="0"/>
+        </w:rPr>
         <w:t>Without opening the old lesson, explain one key idea from User Need and AI Contribution. Give an example and a mistake that the idea helps you avoid.</w:t>
       </w:r>
     </w:p>
     <w:p>
-      <w:r>
+      <w:pPr>
+        <w:spacing w:line="336" w:lineRule="auto" w:after="180"/>
+      </w:pPr>
+      <w:r>
+        <w:rPr>
+          <w:b w:val="0"/>
+        </w:rPr>
         <w:t>Without opening the old lesson, explain one key idea from Model Memory vs Retrieval. Give an example and a mistake that the idea helps you avoid.</w:t>
       </w:r>
     </w:p>
     <w:p>
-      <w:r>
+      <w:pPr>
+        <w:spacing w:line="336" w:lineRule="auto" w:after="180"/>
+      </w:pPr>
+      <w:r>
+        <w:rPr>
+          <w:b w:val="0"/>
+        </w:rPr>
         <w:t>Without opening the old lesson, explain one key idea from Hallucination Failure Types. Give an example and a mistake that the idea helps you avoid.</w:t>
       </w:r>
     </w:p>
     <w:p>
-      <w:r>
-        <w:t>After trying, check the relevant lesson or ask your teacher. Change the part of your explanation that the evidence shows was wrong.</w:t>
-      </w:r>
-    </w:p>
-    <w:p>
-      <w:r>
-        <w:t>Week 20: Conversation State and Memory</w:t>
-      </w:r>
-    </w:p>
-    <w:p>
-      <w:r>
+      <w:pPr>
+        <w:spacing w:line="336" w:lineRule="auto" w:after="180"/>
+      </w:pPr>
+      <w:r>
+        <w:rPr>
+          <w:b w:val="0"/>
+        </w:rPr>
+        <w:t xml:space="preserve">After trying, check the relevant lesson or ask your teacher. Change the part of your explanation that the </w:t>
+      </w:r>
+      <w:r>
+        <w:rPr>
+          <w:b/>
+        </w:rPr>
+        <w:t>evidence</w:t>
+      </w:r>
+      <w:r>
+        <w:rPr>
+          <w:b w:val="0"/>
+        </w:rPr>
+        <w:t xml:space="preserve"> shows was wrong.</w:t>
+      </w:r>
+    </w:p>
+    <w:p>
+      <w:pPr>
+        <w:spacing w:line="336" w:lineRule="auto" w:after="180"/>
+      </w:pPr>
+      <w:r>
+        <w:rPr>
+          <w:b w:val="0"/>
+        </w:rPr>
+        <w:t xml:space="preserve">Week 20: Conversation </w:t>
+      </w:r>
+      <w:r>
+        <w:rPr>
+          <w:b/>
+        </w:rPr>
+        <w:t>State</w:t>
+      </w:r>
+      <w:r>
+        <w:rPr>
+          <w:b w:val="0"/>
+        </w:rPr>
+        <w:t xml:space="preserve"> and Memory</w:t>
+      </w:r>
+    </w:p>
+    <w:p>
+      <w:pPr>
+        <w:spacing w:line="336" w:lineRule="auto" w:after="180"/>
+      </w:pPr>
+      <w:r>
+        <w:rPr>
+          <w:b w:val="0"/>
+        </w:rPr>
         <w:t>Products choose what context to keep, summarize, forget, or retrieve.</w:t>
       </w:r>
     </w:p>
@@ -144,17 +269,35 @@
       </w:r>
     </w:p>
     <w:p>
-      <w:r>
+      <w:pPr>
+        <w:spacing w:line="336" w:lineRule="auto" w:after="180"/>
+      </w:pPr>
+      <w:r>
+        <w:rPr>
+          <w:b/>
+        </w:rPr>
         <w:t>CREATOR MISSION</w:t>
       </w:r>
     </w:p>
     <w:p>
-      <w:r>
+      <w:pPr>
+        <w:spacing w:line="336" w:lineRule="auto" w:after="180"/>
+      </w:pPr>
+      <w:r>
+        <w:rPr>
+          <w:b w:val="0"/>
+        </w:rPr>
         <w:t>Design memory rules for a tutoring conversation.</w:t>
       </w:r>
     </w:p>
     <w:p>
-      <w:r>
+      <w:pPr>
+        <w:spacing w:line="336" w:lineRule="auto" w:after="180"/>
+      </w:pPr>
+      <w:r>
+        <w:rPr>
+          <w:b w:val="0"/>
+        </w:rPr>
         <w:t>Creator name and date:</w:t>
       </w:r>
     </w:p>
@@ -200,8 +343,38 @@
       </w:r>
     </w:p>
     <w:p>
-      <w:r>
-        <w:t>Recall Tools and API contracts. Explain why a recorded result needs its input conditions and evidence source before it can support a claim.</w:t>
+      <w:pPr>
+        <w:spacing w:line="336" w:lineRule="auto" w:after="180"/>
+      </w:pPr>
+      <w:r>
+        <w:rPr>
+          <w:b w:val="0"/>
+        </w:rPr>
+        <w:t xml:space="preserve">Recall Tools and API contracts. Explain why a recorded result needs its </w:t>
+      </w:r>
+      <w:r>
+        <w:rPr>
+          <w:b/>
+        </w:rPr>
+        <w:t>input</w:t>
+      </w:r>
+      <w:r>
+        <w:rPr>
+          <w:b w:val="0"/>
+        </w:rPr>
+        <w:t xml:space="preserve"> conditions and </w:t>
+      </w:r>
+      <w:r>
+        <w:rPr>
+          <w:b/>
+        </w:rPr>
+        <w:t>evidence</w:t>
+      </w:r>
+      <w:r>
+        <w:rPr>
+          <w:b w:val="0"/>
+        </w:rPr>
+        <w:t xml:space="preserve"> source before it can support a claim.</w:t>
       </w:r>
     </w:p>
     <w:p>
@@ -213,8 +386,38 @@
       </w:r>
     </w:p>
     <w:p>
-      <w:r>
-        <w:t>By the end, I can explain conversation state and memory using a traced example and a stated limitation.</w:t>
+      <w:pPr>
+        <w:spacing w:line="336" w:lineRule="auto" w:after="180"/>
+      </w:pPr>
+      <w:r>
+        <w:rPr>
+          <w:b w:val="0"/>
+        </w:rPr>
+        <w:t xml:space="preserve">By the end, I can explain conversation </w:t>
+      </w:r>
+      <w:r>
+        <w:rPr>
+          <w:b/>
+        </w:rPr>
+        <w:t>state</w:t>
+      </w:r>
+      <w:r>
+        <w:rPr>
+          <w:b w:val="0"/>
+        </w:rPr>
+        <w:t xml:space="preserve"> and memory using a traced example and a </w:t>
+      </w:r>
+      <w:r>
+        <w:rPr>
+          <w:b/>
+        </w:rPr>
+        <w:t>state</w:t>
+      </w:r>
+      <w:r>
+        <w:rPr>
+          <w:b w:val="0"/>
+        </w:rPr>
+        <w:t>d limitation.</w:t>
       </w:r>
     </w:p>
     <w:p>
@@ -227,17 +430,52 @@
     </w:p>
     <w:p>
       <w:r>
+        <w:t>Investigate the supplied Conversation State and Memory case. Separate observations, given facts and assumptions before choosing an explanation.</w:t>
+      </w:r>
+    </w:p>
+    <w:p>
+      <w:pPr>
+        <w:spacing w:line="336" w:lineRule="auto" w:after="180"/>
+      </w:pPr>
+      <w:r>
+        <w:rPr>
+          <w:b/>
+        </w:rPr>
         <w:t>PICTURE STORY</w:t>
       </w:r>
     </w:p>
     <w:p>
-      <w:r>
+      <w:pPr>
+        <w:spacing w:line="336" w:lineRule="auto" w:after="180"/>
+      </w:pPr>
+      <w:r>
+        <w:rPr>
+          <w:b w:val="0"/>
+        </w:rPr>
         <w:t>Notice → Predict → Explain</w:t>
       </w:r>
     </w:p>
     <w:p>
-      <w:r>
-        <w:t>Begin with visible evidence. Do not explain more than the picture and information support.</w:t>
+      <w:pPr>
+        <w:spacing w:line="336" w:lineRule="auto" w:after="180"/>
+      </w:pPr>
+      <w:r>
+        <w:rPr>
+          <w:b w:val="0"/>
+        </w:rPr>
+        <w:t xml:space="preserve">Begin with visible </w:t>
+      </w:r>
+      <w:r>
+        <w:rPr>
+          <w:b/>
+        </w:rPr>
+        <w:t>evidence</w:t>
+      </w:r>
+      <w:r>
+        <w:rPr>
+          <w:b w:val="0"/>
+        </w:rPr>
+        <w:t>. Do not explain more than the picture and information support.</w:t>
       </w:r>
     </w:p>
     <w:p>
@@ -277,18 +515,82 @@
       </w:r>
     </w:p>
     <w:p>
-      <w:r>
+      <w:pPr>
+        <w:pStyle w:val="Heading3"/>
+      </w:pPr>
+      <w:r>
+        <w:t>Start with this puzzle</w:t>
+      </w:r>
+    </w:p>
+    <w:p>
+      <w:pPr>
+        <w:spacing w:line="336" w:lineRule="auto" w:after="180"/>
+        <w:shd w:fill="F1F6FC"/>
+      </w:pPr>
+      <w:r>
+        <w:rPr>
+          <w:b w:val="0"/>
+        </w:rPr>
         <w:t>MYSTERY</w:t>
       </w:r>
     </w:p>
     <w:p>
-      <w:r>
-        <w:t>The learners must use conversation state and memory to solve a problem. What information do they have? What decision or calculation do they make? What would count as evidence that it worked?</w:t>
-      </w:r>
-    </w:p>
-    <w:p>
-      <w:r>
-        <w:t>Three observations (what you can point to):</w:t>
+      <w:pPr>
+        <w:spacing w:line="336" w:lineRule="auto" w:after="180"/>
+        <w:shd w:fill="F5F1FB"/>
+      </w:pPr>
+      <w:r>
+        <w:rPr>
+          <w:b w:val="0"/>
+        </w:rPr>
+        <w:t xml:space="preserve">The learners must use conversation </w:t>
+      </w:r>
+      <w:r>
+        <w:rPr>
+          <w:b/>
+        </w:rPr>
+        <w:t>state</w:t>
+      </w:r>
+      <w:r>
+        <w:rPr>
+          <w:b w:val="0"/>
+        </w:rPr>
+        <w:t xml:space="preserve"> and memory to solve a problem. What information do they have? What decision or calculation do they make? What would count as </w:t>
+      </w:r>
+      <w:r>
+        <w:rPr>
+          <w:b/>
+        </w:rPr>
+        <w:t>evidence</w:t>
+      </w:r>
+      <w:r>
+        <w:rPr>
+          <w:b w:val="0"/>
+        </w:rPr>
+        <w:t xml:space="preserve"> that it worked?</w:t>
+      </w:r>
+    </w:p>
+    <w:p>
+      <w:pPr>
+        <w:spacing w:line="336" w:lineRule="auto" w:after="180"/>
+      </w:pPr>
+      <w:r>
+        <w:rPr>
+          <w:b w:val="0"/>
+        </w:rPr>
+        <w:t xml:space="preserve">Three </w:t>
+      </w:r>
+      <w:r>
+        <w:rPr>
+          <w:b/>
+        </w:rPr>
+        <w:t>observation</w:t>
+      </w:r>
+      <w:r>
+        <w:rPr>
+          <w:b w:val="0"/>
+        </w:rPr>
+        <w:t>s (what you can point to):</w:t>
       </w:r>
     </w:p>
     <w:p>
@@ -325,8 +627,26 @@
       </w:r>
     </w:p>
     <w:p>
-      <w:r>
-        <w:t>My prediction and the clue supporting it:</w:t>
+      <w:pPr>
+        <w:spacing w:line="336" w:lineRule="auto" w:after="180"/>
+      </w:pPr>
+      <w:r>
+        <w:rPr>
+          <w:b w:val="0"/>
+        </w:rPr>
+        <w:t xml:space="preserve">My </w:t>
+      </w:r>
+      <w:r>
+        <w:rPr>
+          <w:b/>
+        </w:rPr>
+        <w:t>prediction</w:t>
+      </w:r>
+      <w:r>
+        <w:rPr>
+          <w:b w:val="0"/>
+        </w:rPr>
+        <w:t xml:space="preserve"> and the clue supporting it:</w:t>
       </w:r>
     </w:p>
     <w:p>
@@ -371,13 +691,60 @@
       </w:r>
     </w:p>
     <w:p>
-      <w:r>
-        <w:t>Conversation state stores facts or prior interactions for later use. It needs scope, provenance, correction and retention rules rather than indefinite accumulation.</w:t>
-      </w:r>
-    </w:p>
-    <w:p>
-      <w:r>
-        <w:t>Begin by writing the question the procedure is intended to answer. Identify the information already supplied, the information it will produce and the information still missing. These are constructed classroom examples; they do not require live accounts, private records or an external service. Do not treat a plausible explanation as a measured outcome.</w:t>
+      <w:pPr>
+        <w:spacing w:line="336" w:lineRule="auto" w:after="180"/>
+      </w:pPr>
+      <w:r>
+        <w:rPr>
+          <w:b w:val="0"/>
+        </w:rPr>
+        <w:t xml:space="preserve">Conversation </w:t>
+      </w:r>
+      <w:r>
+        <w:rPr>
+          <w:b/>
+        </w:rPr>
+        <w:t>state</w:t>
+      </w:r>
+      <w:r>
+        <w:rPr>
+          <w:b w:val="0"/>
+        </w:rPr>
+        <w:t xml:space="preserve"> stores facts or prior interactions for later use. It needs scope, provenance, correction and </w:t>
+      </w:r>
+      <w:r>
+        <w:rPr>
+          <w:b/>
+        </w:rPr>
+        <w:t>retention rule</w:t>
+      </w:r>
+      <w:r>
+        <w:rPr>
+          <w:b w:val="0"/>
+        </w:rPr>
+        <w:t>s rather than indefinite accumulation.</w:t>
+      </w:r>
+    </w:p>
+    <w:p>
+      <w:pPr>
+        <w:spacing w:line="336" w:lineRule="auto" w:after="180"/>
+      </w:pPr>
+      <w:r>
+        <w:rPr>
+          <w:b w:val="0"/>
+        </w:rPr>
+        <w:t>Begin by writing the question the procedure is intended to answer. Identify the information already supplied, the information it will produce and the information still missing.</w:t>
+      </w:r>
+    </w:p>
+    <w:p>
+      <w:pPr>
+        <w:spacing w:line="336" w:lineRule="auto" w:after="180"/>
+      </w:pPr>
+      <w:r>
+        <w:rPr>
+          <w:b w:val="0"/>
+        </w:rPr>
+        <w:t>These are constructed classroom examples; they do not require live accounts, private records or an external service. Do not treat a plausible explanation as a measured outcome.</w:t>
       </w:r>
     </w:p>
     <w:p>
@@ -390,16 +757,69 @@
     </w:p>
     <w:p>
       <w:r>
-        <w:t>VISUAL MECHANISM</w:t>
-      </w:r>
-    </w:p>
-    <w:p>
-      <w:r>
-        <w:t>Input → Process → Output</w:t>
-      </w:r>
-    </w:p>
-    <w:p>
-      <w:r>
+        <w:t>Follow the mechanism for Conversation State and Memory. Connect each labelled input, deciding step and result.</w:t>
+      </w:r>
+    </w:p>
+    <w:p>
+      <w:pPr>
+        <w:spacing w:line="336" w:lineRule="auto" w:after="180"/>
+      </w:pPr>
+      <w:r>
+        <w:rPr>
+          <w:b/>
+        </w:rPr>
+        <w:t xml:space="preserve">VISUAL </w:t>
+      </w:r>
+      <w:r>
+        <w:rPr>
+          <w:b/>
+        </w:rPr>
+        <w:t>MECHANISM</w:t>
+      </w:r>
+    </w:p>
+    <w:p>
+      <w:pPr>
+        <w:spacing w:line="336" w:lineRule="auto" w:after="180"/>
+      </w:pPr>
+      <w:r>
+        <w:rPr>
+          <w:b/>
+        </w:rPr>
+        <w:t>Input</w:t>
+      </w:r>
+      <w:r>
+        <w:rPr>
+          <w:b w:val="0"/>
+        </w:rPr>
+        <w:t xml:space="preserve"> → </w:t>
+      </w:r>
+      <w:r>
+        <w:rPr>
+          <w:b/>
+        </w:rPr>
+        <w:t>Process</w:t>
+      </w:r>
+      <w:r>
+        <w:rPr>
+          <w:b w:val="0"/>
+        </w:rPr>
+        <w:t xml:space="preserve"> → </w:t>
+      </w:r>
+      <w:r>
+        <w:rPr>
+          <w:b/>
+        </w:rPr>
+        <w:t>Output</w:t>
+      </w:r>
+    </w:p>
+    <w:p>
+      <w:pPr>
+        <w:spacing w:line="336" w:lineRule="auto" w:after="180"/>
+      </w:pPr>
+      <w:r>
+        <w:rPr>
+          <w:b w:val="0"/>
+        </w:rPr>
         <w:t>Trace the information. At each stage, ask what changed and how you could test it.</w:t>
       </w:r>
     </w:p>
@@ -440,7 +860,13 @@
       </w:r>
     </w:p>
     <w:p>
-      <w:r>
+      <w:pPr>
+        <w:spacing w:line="336" w:lineRule="auto" w:after="180"/>
+      </w:pPr>
+      <w:r>
+        <w:rPr>
+          <w:b w:val="0"/>
+        </w:rPr>
         <w:t>↓</w:t>
       </w:r>
     </w:p>
@@ -481,7 +907,13 @@
       </w:r>
     </w:p>
     <w:p>
-      <w:r>
+      <w:pPr>
+        <w:spacing w:line="336" w:lineRule="auto" w:after="180"/>
+      </w:pPr>
+      <w:r>
+        <w:rPr>
+          <w:b w:val="0"/>
+        </w:rPr>
         <w:t>↓</w:t>
       </w:r>
     </w:p>
@@ -522,7 +954,13 @@
       </w:r>
     </w:p>
     <w:p>
-      <w:r>
+      <w:pPr>
+        <w:spacing w:line="336" w:lineRule="auto" w:after="180"/>
+      </w:pPr>
+      <w:r>
+        <w:rPr>
+          <w:b w:val="0"/>
+        </w:rPr>
         <w:t>Which stage could fail even when the other two are correct? Explain:</w:t>
       </w:r>
     </w:p>
@@ -568,8 +1006,25 @@
       </w:r>
     </w:p>
     <w:p>
-      <w:r>
-        <w:t>This classroom assistant keeps an approved room ID only for the current session. A later correction replaces the active value but retains an audit event until session end. Do not persist private text merely because it appeared in conversation.</w:t>
+      <w:pPr>
+        <w:spacing w:line="336" w:lineRule="auto" w:after="180"/>
+      </w:pPr>
+      <w:r>
+        <w:rPr>
+          <w:b w:val="0"/>
+        </w:rPr>
+        <w:t>This classroom assistant keeps an approved room ID only for the current session. A later correction replaces the active value but retains an audit event until session end.</w:t>
+      </w:r>
+    </w:p>
+    <w:p>
+      <w:pPr>
+        <w:spacing w:line="336" w:lineRule="auto" w:after="180"/>
+      </w:pPr>
+      <w:r>
+        <w:rPr>
+          <w:b w:val="0"/>
+        </w:rPr>
+        <w:t>Do not persist private text merely because it appeared in conversation.</w:t>
       </w:r>
     </w:p>
     <w:p>
@@ -665,8 +1120,61 @@
       </w:r>
     </w:p>
     <w:p>
-      <w:r>
-        <w:t>Before applying the procedure, write its units, denominator or decision boundary where relevant. A partner should be able to repeat each step using the same inputs. If a required input is absent or violates the stated contract, record that condition explicitly instead of quietly replacing it with a convenient value.</w:t>
+      <w:pPr>
+        <w:spacing w:line="336" w:lineRule="auto" w:after="180"/>
+      </w:pPr>
+      <w:r>
+        <w:rPr>
+          <w:b w:val="0"/>
+        </w:rPr>
+        <w:t xml:space="preserve">Before applying the procedure, write its units, denominator or decision boundary where relevant. A partner should be able to repeat each step using the same </w:t>
+      </w:r>
+      <w:r>
+        <w:rPr>
+          <w:b/>
+        </w:rPr>
+        <w:t>input</w:t>
+      </w:r>
+      <w:r>
+        <w:rPr>
+          <w:b w:val="0"/>
+        </w:rPr>
+        <w:t>s.</w:t>
+      </w:r>
+    </w:p>
+    <w:p>
+      <w:pPr>
+        <w:spacing w:line="336" w:lineRule="auto" w:after="180"/>
+      </w:pPr>
+      <w:r>
+        <w:rPr>
+          <w:b w:val="0"/>
+        </w:rPr>
+        <w:t xml:space="preserve">If a required </w:t>
+      </w:r>
+      <w:r>
+        <w:rPr>
+          <w:b/>
+        </w:rPr>
+        <w:t>input</w:t>
+      </w:r>
+      <w:r>
+        <w:rPr>
+          <w:b w:val="0"/>
+        </w:rPr>
+        <w:t xml:space="preserve"> is absent or violates the </w:t>
+      </w:r>
+      <w:r>
+        <w:rPr>
+          <w:b/>
+        </w:rPr>
+        <w:t>state</w:t>
+      </w:r>
+      <w:r>
+        <w:rPr>
+          <w:b w:val="0"/>
+        </w:rPr>
+        <w:t>d contract, record that condition explicitly instead of quietly replacing it with a convenient value.</w:t>
       </w:r>
     </w:p>
     <w:p>
@@ -678,8 +1186,26 @@
       </w:r>
     </w:p>
     <w:p>
-      <w:r>
-        <w:t>Point to the input, the deciding step and the result in this week’s visual. Explain the same step in ordinary words. A picture helps when you can say what each part represents.</w:t>
+      <w:pPr>
+        <w:spacing w:line="336" w:lineRule="auto" w:after="180"/>
+      </w:pPr>
+      <w:r>
+        <w:rPr>
+          <w:b w:val="0"/>
+        </w:rPr>
+        <w:t xml:space="preserve">Point to the </w:t>
+      </w:r>
+      <w:r>
+        <w:rPr>
+          <w:b/>
+        </w:rPr>
+        <w:t>input</w:t>
+      </w:r>
+      <w:r>
+        <w:rPr>
+          <w:b w:val="0"/>
+        </w:rPr>
+        <w:t>, the deciding step and the result in this week’s visual. Explain the same step in ordinary words. A picture helps when you can say what each part represents.</w:t>
       </w:r>
     </w:p>
     <w:p>
@@ -692,16 +1218,54 @@
     </w:p>
     <w:p>
       <w:r>
+        <w:t>Compare the supplied cases for Conversation State and Memory. Identify the detail that changes the conclusion.</w:t>
+      </w:r>
+    </w:p>
+    <w:p>
+      <w:pPr>
+        <w:pStyle w:val="Heading3"/>
+      </w:pPr>
+      <w:r>
+        <w:t>The case to investigate</w:t>
+      </w:r>
+    </w:p>
+    <w:p>
+      <w:pPr>
+        <w:spacing w:line="336" w:lineRule="auto" w:after="180"/>
+        <w:shd w:fill="F1F6FC"/>
+      </w:pPr>
+      <w:r>
+        <w:rPr>
+          <w:b w:val="0"/>
+        </w:rPr>
         <w:t>CASE GALLERY</w:t>
       </w:r>
     </w:p>
     <w:p>
-      <w:r>
-        <w:t>Four Tests, Four Kinds of Evidence</w:t>
-      </w:r>
-    </w:p>
-    <w:p>
-      <w:r>
+      <w:pPr>
+        <w:spacing w:line="336" w:lineRule="auto" w:after="180"/>
+      </w:pPr>
+      <w:r>
+        <w:rPr>
+          <w:b w:val="0"/>
+        </w:rPr>
+        <w:t xml:space="preserve">Four Tests, Four Kinds of </w:t>
+      </w:r>
+      <w:r>
+        <w:rPr>
+          <w:b/>
+        </w:rPr>
+        <w:t>Evidence</w:t>
+      </w:r>
+    </w:p>
+    <w:p>
+      <w:pPr>
+        <w:spacing w:line="336" w:lineRule="auto" w:after="180"/>
+      </w:pPr>
+      <w:r>
+        <w:rPr>
+          <w:b w:val="0"/>
+        </w:rPr>
         <w:t>A system is not understood until it survives more than one comfortable example.</w:t>
       </w:r>
     </w:p>
@@ -778,8 +1342,47 @@
       </w:r>
     </w:p>
     <w:p>
-      <w:r>
-        <w:t>NORMAL CASE: predict and name evidence.     BOUNDARY CASE: predict and name evidence.</w:t>
+      <w:pPr>
+        <w:pStyle w:val="Heading3"/>
+      </w:pPr>
+      <w:r>
+        <w:t>The normal case</w:t>
+      </w:r>
+    </w:p>
+    <w:p>
+      <w:pPr>
+        <w:spacing w:line="336" w:lineRule="auto" w:after="180"/>
+        <w:shd w:fill="F1F6FC"/>
+      </w:pPr>
+      <w:r>
+        <w:rPr>
+          <w:b w:val="0"/>
+        </w:rPr>
+        <w:t xml:space="preserve">NORMAL CASE: predict and name </w:t>
+      </w:r>
+      <w:r>
+        <w:rPr>
+          <w:b/>
+        </w:rPr>
+        <w:t>evidence</w:t>
+      </w:r>
+      <w:r>
+        <w:rPr>
+          <w:b w:val="0"/>
+        </w:rPr>
+        <w:t xml:space="preserve">.     BOUNDARY CASE: predict and name </w:t>
+      </w:r>
+      <w:r>
+        <w:rPr>
+          <w:b/>
+        </w:rPr>
+        <w:t>evidence</w:t>
+      </w:r>
+      <w:r>
+        <w:rPr>
+          <w:b w:val="0"/>
+        </w:rPr>
+        <w:t>.</w:t>
       </w:r>
     </w:p>
     <w:p>
@@ -855,12 +1458,58 @@
       </w:r>
     </w:p>
     <w:p>
-      <w:r>
-        <w:t>MISSING INFORMATION: predict and name evidence.     TRANSFER CASE: predict and name evidence.</w:t>
-      </w:r>
-    </w:p>
-    <w:p>
-      <w:r>
+      <w:pPr>
+        <w:pStyle w:val="Heading3"/>
+      </w:pPr>
+      <w:r>
+        <w:t>Check missing information</w:t>
+      </w:r>
+    </w:p>
+    <w:p>
+      <w:pPr>
+        <w:spacing w:line="336" w:lineRule="auto" w:after="180"/>
+        <w:shd w:fill="FFF5E6"/>
+      </w:pPr>
+      <w:r>
+        <w:rPr>
+          <w:b w:val="0"/>
+        </w:rPr>
+        <w:t xml:space="preserve">MISSING INFORMATION: predict and name </w:t>
+      </w:r>
+      <w:r>
+        <w:rPr>
+          <w:b/>
+        </w:rPr>
+        <w:t>evidence</w:t>
+      </w:r>
+      <w:r>
+        <w:rPr>
+          <w:b w:val="0"/>
+        </w:rPr>
+        <w:t xml:space="preserve">.     TRANSFER CASE: predict and name </w:t>
+      </w:r>
+      <w:r>
+        <w:rPr>
+          <w:b/>
+        </w:rPr>
+        <w:t>evidence</w:t>
+      </w:r>
+      <w:r>
+        <w:rPr>
+          <w:b w:val="0"/>
+        </w:rPr>
+        <w:t>.</w:t>
+      </w:r>
+    </w:p>
+    <w:p>
+      <w:pPr>
+        <w:spacing w:line="336" w:lineRule="auto" w:after="180"/>
+        <w:shd w:fill="F5F1FB"/>
+      </w:pPr>
+      <w:r>
+        <w:rPr>
+          <w:b w:val="0"/>
+        </w:rPr>
         <w:t>Which case is most likely to reveal a hidden assumption? Why?</w:t>
       </w:r>
     </w:p>
@@ -906,18 +1555,81 @@
       </w:r>
     </w:p>
     <w:p>
-      <w:r>
+      <w:pPr>
+        <w:pStyle w:val="Heading3"/>
+      </w:pPr>
+      <w:r>
+        <w:t>Change one thing</w:t>
+      </w:r>
+    </w:p>
+    <w:p>
+      <w:pPr>
+        <w:spacing w:line="336" w:lineRule="auto" w:after="180"/>
+        <w:shd w:fill="F5F1FB"/>
+      </w:pPr>
+      <w:r>
+        <w:rPr>
+          <w:b w:val="0"/>
+        </w:rPr>
         <w:t>Change: The next session asks “summarise my book” without naming one.</w:t>
       </w:r>
     </w:p>
     <w:p>
-      <w:r>
-        <w:t>Prediction: Ask which book the learner wants.</w:t>
-      </w:r>
-    </w:p>
-    <w:p>
-      <w:r>
-        <w:t>Reason: The declared policy clears session state, so yesterday’s choice is unavailable.</w:t>
+      <w:pPr>
+        <w:pStyle w:val="Heading3"/>
+      </w:pPr>
+      <w:r>
+        <w:t>Predicted result</w:t>
+      </w:r>
+    </w:p>
+    <w:p>
+      <w:pPr>
+        <w:spacing w:line="336" w:lineRule="auto" w:after="180"/>
+        <w:shd w:fill="F1F6FC"/>
+      </w:pPr>
+      <w:r>
+        <w:rPr>
+          <w:b/>
+        </w:rPr>
+        <w:t>Prediction</w:t>
+      </w:r>
+      <w:r>
+        <w:rPr>
+          <w:b w:val="0"/>
+        </w:rPr>
+        <w:t>: Ask which book the learner wants.</w:t>
+      </w:r>
+    </w:p>
+    <w:p>
+      <w:pPr>
+        <w:pStyle w:val="Heading3"/>
+      </w:pPr>
+      <w:r>
+        <w:t>Why the result follows</w:t>
+      </w:r>
+    </w:p>
+    <w:p>
+      <w:pPr>
+        <w:spacing w:line="336" w:lineRule="auto" w:after="180"/>
+        <w:shd w:fill="F1F6FC"/>
+      </w:pPr>
+      <w:r>
+        <w:rPr>
+          <w:b w:val="0"/>
+        </w:rPr>
+        <w:t xml:space="preserve">Reason: The declared policy clears </w:t>
+      </w:r>
+      <w:r>
+        <w:rPr>
+          <w:b/>
+        </w:rPr>
+        <w:t>session state</w:t>
+      </w:r>
+      <w:r>
+        <w:rPr>
+          <w:b w:val="0"/>
+        </w:rPr>
+        <w:t>, so yesterday’s choice is unavailable.</w:t>
       </w:r>
     </w:p>
     <w:p>
@@ -930,16 +1642,39 @@
     </w:p>
     <w:p>
       <w:r>
+        <w:t>Use the vocabulary of Conversation State and Memory to explain a concrete decision, rather than only memorising definitions.</w:t>
+      </w:r>
+    </w:p>
+    <w:p>
+      <w:pPr>
+        <w:spacing w:line="336" w:lineRule="auto" w:after="180"/>
+      </w:pPr>
+      <w:r>
+        <w:rPr>
+          <w:b/>
+        </w:rPr>
         <w:t>VOCABULARY LAB</w:t>
       </w:r>
     </w:p>
     <w:p>
-      <w:r>
+      <w:pPr>
+        <w:spacing w:line="336" w:lineRule="auto" w:after="180"/>
+      </w:pPr>
+      <w:r>
+        <w:rPr>
+          <w:b w:val="0"/>
+        </w:rPr>
         <w:t>Words You Can Use to Reason</w:t>
       </w:r>
     </w:p>
     <w:p>
-      <w:r>
+      <w:pPr>
+        <w:spacing w:line="336" w:lineRule="auto" w:after="180"/>
+      </w:pPr>
+      <w:r>
+        <w:rPr>
+          <w:b w:val="0"/>
+        </w:rPr>
         <w:t>A definition matters when you can recognize the idea, use it, and contrast it with a near-miss.</w:t>
       </w:r>
     </w:p>
@@ -1352,17 +2087,58 @@
     </w:p>
     <w:p>
       <w:r>
-        <w:t>WORKED EVIDENCE</w:t>
-      </w:r>
-    </w:p>
-    <w:p>
-      <w:r>
+        <w:t>Follow the worked trace for Conversation State and Memory, predict a step, then compare with its explanation.</w:t>
+      </w:r>
+    </w:p>
+    <w:p>
+      <w:pPr>
+        <w:spacing w:line="336" w:lineRule="auto" w:after="180"/>
+      </w:pPr>
+      <w:r>
+        <w:rPr>
+          <w:b/>
+        </w:rPr>
+        <w:t xml:space="preserve">WORKED </w:t>
+      </w:r>
+      <w:r>
+        <w:rPr>
+          <w:b/>
+        </w:rPr>
+        <w:t>EVIDENCE</w:t>
+      </w:r>
+    </w:p>
+    <w:p>
+      <w:pPr>
+        <w:spacing w:line="336" w:lineRule="auto" w:after="180"/>
+      </w:pPr>
+      <w:r>
+        <w:rPr>
+          <w:b w:val="0"/>
+        </w:rPr>
         <w:t>Reason Step by Step</w:t>
       </w:r>
     </w:p>
     <w:p>
-      <w:r>
-        <w:t>Predict first. Then check each step. A correct answer without visible reasoning is incomplete evidence.</w:t>
+      <w:pPr>
+        <w:spacing w:line="336" w:lineRule="auto" w:after="180"/>
+      </w:pPr>
+      <w:r>
+        <w:rPr>
+          <w:b w:val="0"/>
+        </w:rPr>
+        <w:t xml:space="preserve">Predict first. Then check each step. A correct answer without visible reasoning is incomplete </w:t>
+      </w:r>
+      <w:r>
+        <w:rPr>
+          <w:b/>
+        </w:rPr>
+        <w:t>evidence</w:t>
+      </w:r>
+      <w:r>
+        <w:rPr>
+          <w:b w:val="0"/>
+        </w:rPr>
+        <w:t>.</w:t>
       </w:r>
     </w:p>
     <w:p>
@@ -1402,28 +2178,74 @@
       </w:r>
     </w:p>
     <w:p>
-      <w:r>
+      <w:pPr>
+        <w:spacing w:line="336" w:lineRule="auto" w:after="180"/>
+        <w:shd w:fill="F4F9FC"/>
+      </w:pPr>
+      <w:r>
+        <w:rPr>
+          <w:b w:val="0"/>
+        </w:rPr>
         <w:t>1. Keep current topic and learner’s chosen difficulty for the session.</w:t>
       </w:r>
     </w:p>
     <w:p>
-      <w:r>
+      <w:pPr>
+        <w:spacing w:line="336" w:lineRule="auto" w:after="180"/>
+        <w:shd w:fill="F4F9FC"/>
+      </w:pPr>
+      <w:r>
+        <w:rPr>
+          <w:b w:val="0"/>
+        </w:rPr>
         <w:t>2. Summarize progress without storing full private conversation.</w:t>
       </w:r>
     </w:p>
     <w:p>
-      <w:r>
+      <w:pPr>
+        <w:spacing w:line="336" w:lineRule="auto" w:after="180"/>
+        <w:shd w:fill="F4F9FC"/>
+      </w:pPr>
+      <w:r>
+        <w:rPr>
+          <w:b w:val="0"/>
+        </w:rPr>
         <w:t>3. Forget sensitive or unnecessary details.</w:t>
       </w:r>
     </w:p>
     <w:p>
-      <w:r>
+      <w:pPr>
+        <w:spacing w:line="336" w:lineRule="auto" w:after="180"/>
+        <w:shd w:fill="F4F9FC"/>
+      </w:pPr>
+      <w:r>
+        <w:rPr>
+          <w:b w:val="0"/>
+        </w:rPr>
         <w:t>4. Retrieve approved study notes only when the learner requests that topic.</w:t>
       </w:r>
     </w:p>
     <w:p>
-      <w:r>
-        <w:t>Recalculate, retrace, or restate the reasoning in your own representation:</w:t>
+      <w:pPr>
+        <w:spacing w:line="336" w:lineRule="auto" w:after="180"/>
+      </w:pPr>
+      <w:r>
+        <w:rPr>
+          <w:b w:val="0"/>
+        </w:rPr>
+        <w:t>Recalculate, retrace, or re</w:t>
+      </w:r>
+      <w:r>
+        <w:rPr>
+          <w:b/>
+        </w:rPr>
+        <w:t>state</w:t>
+      </w:r>
+      <w:r>
+        <w:rPr>
+          <w:b w:val="0"/>
+        </w:rPr>
+        <w:t xml:space="preserve"> the reasoning in your own representation:</w:t>
       </w:r>
     </w:p>
     <w:p>
@@ -1460,8 +2282,27 @@
       </w:r>
     </w:p>
     <w:p>
-      <w:r>
-        <w:t>CHECK  Did the evidence answer the exact question? Did the total, path, or source record stay consistent?</w:t>
+      <w:pPr>
+        <w:spacing w:line="336" w:lineRule="auto" w:after="180"/>
+        <w:shd w:fill="F5F1FB"/>
+      </w:pPr>
+      <w:r>
+        <w:rPr>
+          <w:b w:val="0"/>
+        </w:rPr>
+        <w:t xml:space="preserve">CHECK  Did the </w:t>
+      </w:r>
+      <w:r>
+        <w:rPr>
+          <w:b/>
+        </w:rPr>
+        <w:t>evidence</w:t>
+      </w:r>
+      <w:r>
+        <w:rPr>
+          <w:b w:val="0"/>
+        </w:rPr>
+        <w:t xml:space="preserve"> answer the exact question? Did the total, path, or source record stay consistent?</w:t>
       </w:r>
     </w:p>
     <w:p>
@@ -1473,18 +2314,37 @@
       </w:r>
     </w:p>
     <w:p>
-      <w:r>
+      <w:pPr>
+        <w:spacing w:line="336" w:lineRule="auto" w:after="180"/>
+      </w:pPr>
+      <w:r>
+        <w:rPr>
+          <w:b w:val="0"/>
+        </w:rPr>
         <w:t>Turn 1 selects room A; turn 2 corrects to room B. A later answer uses A from an older summary.</w:t>
       </w:r>
     </w:p>
     <w:p>
-      <w:r>
-        <w:t>Active state should be B under the correction rule. The summary is stale; regenerate or invalidate it and preserve the correction audit within the declared session lifetime.</w:t>
-      </w:r>
-    </w:p>
-    <w:p>
-      <w:r>
-        <w:t>Compare the intermediate evidence with the final statement. Explain why each number or decision follows from the stated inputs. The conclusion belongs to this scenario and procedure; changing the inputs, evaluation population or authority can change what it establishes. Retain the raw record so a later revision can be compared honestly.</w:t>
+      <w:pPr>
+        <w:spacing w:line="336" w:lineRule="auto" w:after="180"/>
+      </w:pPr>
+      <w:r>
+        <w:rPr>
+          <w:b w:val="0"/>
+        </w:rPr>
+        <w:t xml:space="preserve">Active </w:t>
+      </w:r>
+      <w:r>
+        <w:rPr>
+          <w:b/>
+        </w:rPr>
+        <w:t>state</w:t>
+      </w:r>
+      <w:r>
+        <w:rPr>
+          <w:b w:val="0"/>
+        </w:rPr>
+        <w:t xml:space="preserve"> should be B under the correction rule. The summary is stale; regenerate or invalidate it and preserve the correction audit within the declared session lifetime.</w:t>
       </w:r>
     </w:p>
     <w:p>
@@ -1492,11 +2352,109 @@
         <w:pStyle w:val="Heading3"/>
       </w:pPr>
       <w:r>
+        <w:t>Worked explanation · Conversation State and Memory</w:t>
+      </w:r>
+    </w:p>
+    <w:p>
+      <w:pPr>
+        <w:spacing w:line="336" w:lineRule="auto" w:after="180"/>
+        <w:shd w:fill="F1F6FC"/>
+      </w:pPr>
+      <w:r>
+        <w:rPr>
+          <w:b w:val="0"/>
+        </w:rPr>
+        <w:t xml:space="preserve">Compare the intermediate </w:t>
+      </w:r>
+      <w:r>
+        <w:rPr>
+          <w:b/>
+        </w:rPr>
+        <w:t>evidence</w:t>
+      </w:r>
+      <w:r>
+        <w:rPr>
+          <w:b w:val="0"/>
+        </w:rPr>
+        <w:t xml:space="preserve"> with the final </w:t>
+      </w:r>
+      <w:r>
+        <w:rPr>
+          <w:b/>
+        </w:rPr>
+        <w:t>state</w:t>
+      </w:r>
+      <w:r>
+        <w:rPr>
+          <w:b w:val="0"/>
+        </w:rPr>
+        <w:t xml:space="preserve">ment. Explain why each number or decision follows from the </w:t>
+      </w:r>
+      <w:r>
+        <w:rPr>
+          <w:b/>
+        </w:rPr>
+        <w:t>state</w:t>
+      </w:r>
+      <w:r>
+        <w:rPr>
+          <w:b w:val="0"/>
+        </w:rPr>
+        <w:t xml:space="preserve">d </w:t>
+      </w:r>
+      <w:r>
+        <w:rPr>
+          <w:b/>
+        </w:rPr>
+        <w:t>input</w:t>
+      </w:r>
+      <w:r>
+        <w:rPr>
+          <w:b w:val="0"/>
+        </w:rPr>
+        <w:t>s.</w:t>
+      </w:r>
+    </w:p>
+    <w:p>
+      <w:pPr>
+        <w:spacing w:line="336" w:lineRule="auto" w:after="180"/>
+        <w:shd w:fill="F1F6FC"/>
+      </w:pPr>
+      <w:r>
+        <w:rPr>
+          <w:b w:val="0"/>
+        </w:rPr>
+        <w:t xml:space="preserve">The conclusion belongs to this scenario and procedure; changing the </w:t>
+      </w:r>
+      <w:r>
+        <w:rPr>
+          <w:b/>
+        </w:rPr>
+        <w:t>input</w:t>
+      </w:r>
+      <w:r>
+        <w:rPr>
+          <w:b w:val="0"/>
+        </w:rPr>
+        <w:t>s, evaluation population or authority can change what it establishes. Retain the raw record so a later revision can be compared honestly.</w:t>
+      </w:r>
+    </w:p>
+    <w:p>
+      <w:pPr>
+        <w:pStyle w:val="Heading3"/>
+      </w:pPr>
+      <w:r>
         <w:t>Learn from the worked case</w:t>
       </w:r>
     </w:p>
     <w:p>
-      <w:r>
+      <w:pPr>
+        <w:spacing w:line="336" w:lineRule="auto" w:after="180"/>
+      </w:pPr>
+      <w:r>
+        <w:rPr>
+          <w:b w:val="0"/>
+        </w:rPr>
         <w:t>Cover the result before checking it. Say what is given, choose the procedure, and follow one step at a time. Then uncover the result and explain your first mismatch. Ask why a step is allowed, not only what number it produces.</w:t>
       </w:r>
     </w:p>
@@ -1509,7 +2467,13 @@
       </w:r>
     </w:p>
     <w:p>
-      <w:r>
+      <w:pPr>
+        <w:spacing w:line="336" w:lineRule="auto" w:after="180"/>
+      </w:pPr>
+      <w:r>
+        <w:rPr>
+          <w:b w:val="0"/>
+        </w:rPr>
         <w:t>Keep a reading conversation consistent when the learner changes the selected book.</w:t>
       </w:r>
     </w:p>
@@ -1522,13 +2486,67 @@
       </w:r>
     </w:p>
     <w:p>
-      <w:r>
-        <w:t>In this toy session, “choose Cedar” sets selected_book=Cedar; “change to Maple” replaces it. Session state is cleared on exit.</w:t>
-      </w:r>
-    </w:p>
-    <w:p>
-      <w:r>
-        <w:t>All inputs and outcomes in this worked example are invented classroom data; no real model run is claimed.</w:t>
+      <w:pPr>
+        <w:pStyle w:val="Heading3"/>
+      </w:pPr>
+      <w:r>
+        <w:t>Supplied facts</w:t>
+      </w:r>
+    </w:p>
+    <w:p>
+      <w:pPr>
+        <w:spacing w:line="336" w:lineRule="auto" w:after="180"/>
+        <w:shd w:fill="F1F6FC"/>
+      </w:pPr>
+      <w:r>
+        <w:rPr>
+          <w:b w:val="0"/>
+        </w:rPr>
+        <w:t xml:space="preserve">In this toy session, “choose Cedar” sets selected_book=Cedar; “change to Maple” replaces it. </w:t>
+      </w:r>
+      <w:r>
+        <w:rPr>
+          <w:b/>
+        </w:rPr>
+        <w:t>Session state</w:t>
+      </w:r>
+      <w:r>
+        <w:rPr>
+          <w:b w:val="0"/>
+        </w:rPr>
+        <w:t xml:space="preserve"> is cleared on exit.</w:t>
+      </w:r>
+    </w:p>
+    <w:p>
+      <w:pPr>
+        <w:pStyle w:val="Heading3"/>
+      </w:pPr>
+      <w:r>
+        <w:t>Supplied facts</w:t>
+      </w:r>
+    </w:p>
+    <w:p>
+      <w:pPr>
+        <w:spacing w:line="336" w:lineRule="auto" w:after="180"/>
+        <w:shd w:fill="F1F6FC"/>
+      </w:pPr>
+      <w:r>
+        <w:rPr>
+          <w:b w:val="0"/>
+        </w:rPr>
+        <w:t xml:space="preserve">All </w:t>
+      </w:r>
+      <w:r>
+        <w:rPr>
+          <w:b/>
+        </w:rPr>
+        <w:t>input</w:t>
+      </w:r>
+      <w:r>
+        <w:rPr>
+          <w:b w:val="0"/>
+        </w:rPr>
+        <w:t>s and outcomes in this worked example are invented classroom data; no real model run is claimed.</w:t>
       </w:r>
     </w:p>
     <w:p>
@@ -1691,30 +2709,150 @@
       </w:r>
     </w:p>
     <w:p>
-      <w:r>
-        <w:t>Read the picture in order. Clear selected_book. A new session begins with no selected book. The arrows show which recorded input or intermediate result each decision uses. Explain the deciding step aloud before checking the changed case; pointing to the final answer alone does not show how it follows.</w:t>
-      </w:r>
-    </w:p>
-    <w:p>
       <w:pPr>
         <w:pStyle w:val="Heading3"/>
       </w:pPr>
       <w:r>
+        <w:t>Why the result follows</w:t>
+      </w:r>
+    </w:p>
+    <w:p>
+      <w:pPr>
+        <w:spacing w:line="336" w:lineRule="auto" w:after="180"/>
+        <w:shd w:fill="F1F6FC"/>
+      </w:pPr>
+      <w:r>
+        <w:rPr>
+          <w:b w:val="0"/>
+        </w:rPr>
+        <w:t xml:space="preserve">Read the picture in order. Clear selected_book. A new session begins with no selected book. The arrows show which recorded </w:t>
+      </w:r>
+      <w:r>
+        <w:rPr>
+          <w:b/>
+        </w:rPr>
+        <w:t>input</w:t>
+      </w:r>
+      <w:r>
+        <w:rPr>
+          <w:b w:val="0"/>
+        </w:rPr>
+        <w:t xml:space="preserve"> or intermediate result each decision uses.</w:t>
+      </w:r>
+    </w:p>
+    <w:p>
+      <w:pPr>
+        <w:spacing w:line="336" w:lineRule="auto" w:after="180"/>
+        <w:shd w:fill="F1F6FC"/>
+      </w:pPr>
+      <w:r>
+        <w:rPr>
+          <w:b w:val="0"/>
+        </w:rPr>
+        <w:t>Explain the deciding step aloud before checking the changed case; pointing to the final answer alone does not show how it follows.</w:t>
+      </w:r>
+    </w:p>
+    <w:p>
+      <w:pPr>
+        <w:pStyle w:val="Heading3"/>
+      </w:pPr>
+      <w:r>
         <w:t>What this example does not establish</w:t>
       </w:r>
     </w:p>
     <w:p>
-      <w:r>
-        <w:t>Conversation state is an application record; it is not evidence that the model permanently learned the learner’s preferences.</w:t>
-      </w:r>
-    </w:p>
-    <w:p>
-      <w:r>
-        <w:t>Read the labelled picture: What is selected_book after the correction and after exit? Point to the relevant step in the picture, then write the changed result and the rule or evidence that supports it.</w:t>
-      </w:r>
-    </w:p>
-    <w:p>
-      <w:r>
+      <w:pPr>
+        <w:pStyle w:val="Heading3"/>
+      </w:pPr>
+      <w:r>
+        <w:t>Keep the stated limit</w:t>
+      </w:r>
+    </w:p>
+    <w:p>
+      <w:pPr>
+        <w:spacing w:line="336" w:lineRule="auto" w:after="180"/>
+        <w:shd w:fill="FFF5E6"/>
+      </w:pPr>
+      <w:r>
+        <w:rPr>
+          <w:b w:val="0"/>
+        </w:rPr>
+        <w:t xml:space="preserve">Conversation </w:t>
+      </w:r>
+      <w:r>
+        <w:rPr>
+          <w:b/>
+        </w:rPr>
+        <w:t>state</w:t>
+      </w:r>
+      <w:r>
+        <w:rPr>
+          <w:b w:val="0"/>
+        </w:rPr>
+        <w:t xml:space="preserve"> is an application record; it is not </w:t>
+      </w:r>
+      <w:r>
+        <w:rPr>
+          <w:b/>
+        </w:rPr>
+        <w:t>evidence</w:t>
+      </w:r>
+      <w:r>
+        <w:rPr>
+          <w:b w:val="0"/>
+        </w:rPr>
+        <w:t xml:space="preserve"> that the model permanently learned the learner’s preferences.</w:t>
+      </w:r>
+    </w:p>
+    <w:p>
+      <w:pPr>
+        <w:pStyle w:val="Heading3"/>
+      </w:pPr>
+      <w:r>
+        <w:t>Keep the stated limit</w:t>
+      </w:r>
+    </w:p>
+    <w:p>
+      <w:pPr>
+        <w:spacing w:line="336" w:lineRule="auto" w:after="180"/>
+        <w:shd w:fill="FFF5E6"/>
+      </w:pPr>
+      <w:r>
+        <w:rPr>
+          <w:b w:val="0"/>
+        </w:rPr>
+        <w:t xml:space="preserve">Read the labelled picture: What is selected_book after the correction and after exit? Point to the relevant step in the picture, then write the changed result and the rule or </w:t>
+      </w:r>
+      <w:r>
+        <w:rPr>
+          <w:b/>
+        </w:rPr>
+        <w:t>evidence</w:t>
+      </w:r>
+      <w:r>
+        <w:rPr>
+          <w:b w:val="0"/>
+        </w:rPr>
+        <w:t xml:space="preserve"> that supports it.</w:t>
+      </w:r>
+    </w:p>
+    <w:p>
+      <w:pPr>
+        <w:pStyle w:val="Heading3"/>
+      </w:pPr>
+      <w:r>
+        <w:t>Keep the stated limit</w:t>
+      </w:r>
+    </w:p>
+    <w:p>
+      <w:pPr>
+        <w:spacing w:line="336" w:lineRule="auto" w:after="180"/>
+        <w:shd w:fill="FFF5E6"/>
+      </w:pPr>
+      <w:r>
+        <w:rPr>
+          <w:b w:val="0"/>
+        </w:rPr>
         <w:t>Change one thing: The next session asks “summarise my book” without naming one. Predict the result before checking the explanation. What remains the same?</w:t>
       </w:r>
     </w:p>
@@ -1728,17 +2866,61 @@
     </w:p>
     <w:p>
       <w:r>
+        <w:t>Find the unsupported step in the Conversation State and Memory claim and explain a repair using the supplied evidence.</w:t>
+      </w:r>
+    </w:p>
+    <w:p>
+      <w:pPr>
+        <w:pStyle w:val="Heading3"/>
+      </w:pPr>
+      <w:r>
+        <w:t>Find the first error</w:t>
+      </w:r>
+    </w:p>
+    <w:p>
+      <w:pPr>
+        <w:spacing w:line="336" w:lineRule="auto" w:after="180"/>
+        <w:shd w:fill="FFF5E6"/>
+      </w:pPr>
+      <w:r>
+        <w:rPr>
+          <w:b w:val="0"/>
+        </w:rPr>
         <w:t>ERROR DETECTIVE</w:t>
       </w:r>
     </w:p>
     <w:p>
-      <w:r>
+      <w:pPr>
+        <w:spacing w:line="336" w:lineRule="auto" w:after="180"/>
+      </w:pPr>
+      <w:r>
+        <w:rPr>
+          <w:b w:val="0"/>
+        </w:rPr>
         <w:t>Compare → Diagnose → Repair</w:t>
       </w:r>
     </w:p>
     <w:p>
-      <w:r>
-        <w:t>Do not patch the answer. Find the earliest unsupported assumption, wrong step, or weak evidence.</w:t>
+      <w:pPr>
+        <w:spacing w:line="336" w:lineRule="auto" w:after="180"/>
+      </w:pPr>
+      <w:r>
+        <w:rPr>
+          <w:b w:val="0"/>
+        </w:rPr>
+        <w:t xml:space="preserve">Do not patch the answer. Find the earliest unsupported assumption, wrong step, or weak </w:t>
+      </w:r>
+      <w:r>
+        <w:rPr>
+          <w:b/>
+        </w:rPr>
+        <w:t>evidence</w:t>
+      </w:r>
+      <w:r>
+        <w:rPr>
+          <w:b w:val="0"/>
+        </w:rPr>
+        <w:t>.</w:t>
       </w:r>
     </w:p>
     <w:p>
@@ -1988,7 +3170,14 @@
       </w:tr>
     </w:tbl>
     <w:p>
-      <w:r>
+      <w:pPr>
+        <w:spacing w:line="336" w:lineRule="auto" w:after="180"/>
+        <w:shd w:fill="F5F1FB"/>
+      </w:pPr>
+      <w:r>
+        <w:rPr>
+          <w:b w:val="0"/>
+        </w:rPr>
         <w:t>Repair one cause. Why is this repair better than changing several things?</w:t>
       </w:r>
     </w:p>
@@ -2034,15 +3223,42 @@
       </w:r>
     </w:p>
     <w:p>
-      <w:r>
-        <w:t>Complete the supported workbook tasks before attempting W4 independently. Record any hints or help used. After feedback, use the teacher's fresh retry rather than copying the earlier answer. For a project, select a relevant new case, predict the outcome from the declared rule and preserve the result alongside any revision.</w:t>
-      </w:r>
-    </w:p>
-    <w:p>
       <w:pPr>
         <w:pStyle w:val="Heading3"/>
       </w:pPr>
       <w:r>
+        <w:t>Check the claim against the facts</w:t>
+      </w:r>
+    </w:p>
+    <w:p>
+      <w:pPr>
+        <w:spacing w:line="336" w:lineRule="auto" w:after="180"/>
+        <w:shd w:fill="FFF5E6"/>
+      </w:pPr>
+      <w:r>
+        <w:rPr>
+          <w:b w:val="0"/>
+        </w:rPr>
+        <w:t>Complete the supported workbook tasks before attempting W4 independently. Record any hints or help used. After feedback, use the teacher's fresh retry rather than copying the earlier answer.</w:t>
+      </w:r>
+    </w:p>
+    <w:p>
+      <w:pPr>
+        <w:spacing w:line="336" w:lineRule="auto" w:after="180"/>
+        <w:shd w:fill="FFF5E6"/>
+      </w:pPr>
+      <w:r>
+        <w:rPr>
+          <w:b w:val="0"/>
+        </w:rPr>
+        <w:t>For a project, select a relevant new case, predict the outcome from the declared rule and preserve the result alongside any revision.</w:t>
+      </w:r>
+    </w:p>
+    <w:p>
+      <w:pPr>
+        <w:pStyle w:val="Heading3"/>
+      </w:pPr>
+      <w:r>
         <w:t>Exit: propose one revealing change to the worked scenario. State the expected outcome and the evidence that would make you revise your explanation.</w:t>
       </w:r>
     </w:p>
@@ -2081,16 +3297,39 @@
     </w:p>
     <w:p>
       <w:r>
+        <w:t>Practise Conversation State and Memory with support, then explain the deciding step in your own words.</w:t>
+      </w:r>
+    </w:p>
+    <w:p>
+      <w:pPr>
+        <w:spacing w:line="336" w:lineRule="auto" w:after="180"/>
+      </w:pPr>
+      <w:r>
+        <w:rPr>
+          <w:b/>
+        </w:rPr>
         <w:t>LOGIC STUDIO</w:t>
       </w:r>
     </w:p>
     <w:p>
-      <w:r>
+      <w:pPr>
+        <w:spacing w:line="336" w:lineRule="auto" w:after="180"/>
+      </w:pPr>
+      <w:r>
+        <w:rPr>
+          <w:b w:val="0"/>
+        </w:rPr>
         <w:t>Specify Before You Run</w:t>
       </w:r>
     </w:p>
     <w:p>
-      <w:r>
+      <w:pPr>
+        <w:spacing w:line="336" w:lineRule="auto" w:after="180"/>
+      </w:pPr>
+      <w:r>
+        <w:rPr>
+          <w:b w:val="0"/>
+        </w:rPr>
         <w:t>Prompts, schemas, retrieval, tool calls, and code are inspectable parts of one AI product.</w:t>
       </w:r>
     </w:p>
@@ -2131,8 +3370,26 @@
       </w:r>
     </w:p>
     <w:p>
-      <w:r>
-        <w:t>SET task, audience, constraints, output_schema</w:t>
+      <w:pPr>
+        <w:spacing w:line="336" w:lineRule="auto" w:after="180"/>
+      </w:pPr>
+      <w:r>
+        <w:rPr>
+          <w:b w:val="0"/>
+        </w:rPr>
+        <w:t xml:space="preserve">SET task, audience, constraints, </w:t>
+      </w:r>
+      <w:r>
+        <w:rPr>
+          <w:b/>
+        </w:rPr>
+        <w:t>output</w:t>
+      </w:r>
+      <w:r>
+        <w:rPr>
+          <w:b w:val="0"/>
+        </w:rPr>
+        <w:t>_schema</w:t>
         <w:br/>
         <w:t>LOAD approved_context or retrieval_result</w:t>
         <w:br/>
@@ -2140,14 +3397,69 @@
         <w:br/>
         <w:t>VALIDATE fields, claims, citations, and safety</w:t>
         <w:br/>
-        <w:t>IF evidence missing: ask, retrieve, or abstain</w:t>
+        <w:t xml:space="preserve">IF </w:t>
+      </w:r>
+      <w:r>
+        <w:rPr>
+          <w:b/>
+        </w:rPr>
+        <w:t>evidence</w:t>
+      </w:r>
+      <w:r>
+        <w:rPr>
+          <w:b w:val="0"/>
+        </w:rPr>
+        <w:t xml:space="preserve"> missing: ask, retrieve, or abstain</w:t>
         <w:br/>
-        <w:t>RETURN useful output + source trail + limitations</w:t>
-      </w:r>
-    </w:p>
-    <w:p>
-      <w:r>
-        <w:t>Trace one input. Which line changes the state or chooses a path?</w:t>
+        <w:t xml:space="preserve">RETURN useful </w:t>
+      </w:r>
+      <w:r>
+        <w:rPr>
+          <w:b/>
+        </w:rPr>
+        <w:t>output</w:t>
+      </w:r>
+      <w:r>
+        <w:rPr>
+          <w:b w:val="0"/>
+        </w:rPr>
+        <w:t xml:space="preserve"> + source trail + limitations</w:t>
+      </w:r>
+    </w:p>
+    <w:p>
+      <w:pPr>
+        <w:spacing w:line="336" w:lineRule="auto" w:after="180"/>
+        <w:shd w:fill="F5F1FB"/>
+      </w:pPr>
+      <w:r>
+        <w:rPr>
+          <w:b w:val="0"/>
+        </w:rPr>
+        <w:t xml:space="preserve">Trace one </w:t>
+      </w:r>
+      <w:r>
+        <w:rPr>
+          <w:b/>
+        </w:rPr>
+        <w:t>input</w:t>
+      </w:r>
+      <w:r>
+        <w:rPr>
+          <w:b w:val="0"/>
+        </w:rPr>
+        <w:t xml:space="preserve">. Which line changes the </w:t>
+      </w:r>
+      <w:r>
+        <w:rPr>
+          <w:b/>
+        </w:rPr>
+        <w:t>state</w:t>
+      </w:r>
+      <w:r>
+        <w:rPr>
+          <w:b w:val="0"/>
+        </w:rPr>
+        <w:t xml:space="preserve"> or chooses a path?</w:t>
       </w:r>
     </w:p>
     <w:p>
@@ -2192,13 +3504,72 @@
       </w:r>
     </w:p>
     <w:p>
-      <w:r>
-        <w:t>Remembered statements are not automatically current or verified; retention should follow the stated purpose and policy.</w:t>
-      </w:r>
-    </w:p>
-    <w:p>
-      <w:r>
-        <w:t>A useful check asks what would make the reasoning fail. Distinguish a failure to execute the declared procedure from a weakness in the procedure itself. The first may require a correction; the second requires an explicitly revised method and new evidence. Preserve unsuccessful cases so an improved result cannot hide the original problem.</w:t>
+      <w:pPr>
+        <w:spacing w:line="336" w:lineRule="auto" w:after="180"/>
+      </w:pPr>
+      <w:r>
+        <w:rPr>
+          <w:b w:val="0"/>
+        </w:rPr>
+        <w:t xml:space="preserve">Remembered </w:t>
+      </w:r>
+      <w:r>
+        <w:rPr>
+          <w:b/>
+        </w:rPr>
+        <w:t>state</w:t>
+      </w:r>
+      <w:r>
+        <w:rPr>
+          <w:b w:val="0"/>
+        </w:rPr>
+        <w:t xml:space="preserve">ments are not automatically current or verified; retention should follow the </w:t>
+      </w:r>
+      <w:r>
+        <w:rPr>
+          <w:b/>
+        </w:rPr>
+        <w:t>state</w:t>
+      </w:r>
+      <w:r>
+        <w:rPr>
+          <w:b w:val="0"/>
+        </w:rPr>
+        <w:t>d purpose and policy.</w:t>
+      </w:r>
+    </w:p>
+    <w:p>
+      <w:pPr>
+        <w:spacing w:line="336" w:lineRule="auto" w:after="180"/>
+      </w:pPr>
+      <w:r>
+        <w:rPr>
+          <w:b w:val="0"/>
+        </w:rPr>
+        <w:t>A useful check asks what would make the reasoning fail. Distinguish a failure to execute the declared procedure from a weakness in the procedure itself.</w:t>
+      </w:r>
+    </w:p>
+    <w:p>
+      <w:pPr>
+        <w:spacing w:line="336" w:lineRule="auto" w:after="180"/>
+      </w:pPr>
+      <w:r>
+        <w:rPr>
+          <w:b w:val="0"/>
+        </w:rPr>
+        <w:t xml:space="preserve">The first may require a correction; the second requires an explicitly revised method and new </w:t>
+      </w:r>
+      <w:r>
+        <w:rPr>
+          <w:b/>
+        </w:rPr>
+        <w:t>evidence</w:t>
+      </w:r>
+      <w:r>
+        <w:rPr>
+          <w:b w:val="0"/>
+        </w:rPr>
+        <w:t>. Preserve unsuccessful cases so an improved result cannot hide the original problem.</w:t>
       </w:r>
     </w:p>
     <w:p>
@@ -2243,8 +3614,38 @@
       </w:r>
     </w:p>
     <w:p>
-      <w:r>
-        <w:t>Use workbook W2 for the connected example “Conversation state and retention”. First fill the input and rule boxes. Try the middle steps before asking for a hint. After a hint, try the next step yourself.</w:t>
+      <w:pPr>
+        <w:spacing w:line="336" w:lineRule="auto" w:after="180"/>
+      </w:pPr>
+      <w:r>
+        <w:rPr>
+          <w:b w:val="0"/>
+        </w:rPr>
+        <w:t xml:space="preserve">Use workbook W2 for the connected example “Conversation </w:t>
+      </w:r>
+      <w:r>
+        <w:rPr>
+          <w:b/>
+        </w:rPr>
+        <w:t>state</w:t>
+      </w:r>
+      <w:r>
+        <w:rPr>
+          <w:b w:val="0"/>
+        </w:rPr>
+        <w:t xml:space="preserve"> and retention”. First fill the </w:t>
+      </w:r>
+      <w:r>
+        <w:rPr>
+          <w:b/>
+        </w:rPr>
+        <w:t>input</w:t>
+      </w:r>
+      <w:r>
+        <w:rPr>
+          <w:b w:val="0"/>
+        </w:rPr>
+        <w:t xml:space="preserve"> and rule boxes. Try the middle steps before asking for a hint. After a hint, try the next step yourself.</w:t>
       </w:r>
     </w:p>
     <w:tbl>
@@ -2327,7 +3728,13 @@
       </w:tr>
     </w:tbl>
     <w:p>
-      <w:r>
+      <w:pPr>
+        <w:spacing w:line="336" w:lineRule="auto" w:after="180"/>
+      </w:pPr>
+      <w:r>
+        <w:rPr>
+          <w:b w:val="0"/>
+        </w:rPr>
         <w:t>Explain your trace to a partner. Your partner points to one step to check. Swap roles on the next case. Each person writes their own explanation.</w:t>
       </w:r>
     </w:p>
@@ -2340,12 +3747,47 @@
       </w:r>
     </w:p>
     <w:p>
-      <w:r>
-        <w:t>Use the worked case for Conversation state and retention. Proposed explanation: “The worked result establishes every future case”. Decide whether this explanation is supported. Point to the step or supplied fact that decides; explain your repair if needed.</w:t>
-      </w:r>
-    </w:p>
-    <w:p>
-      <w:r>
+      <w:pPr>
+        <w:spacing w:line="336" w:lineRule="auto" w:after="180"/>
+      </w:pPr>
+      <w:r>
+        <w:rPr>
+          <w:b w:val="0"/>
+        </w:rPr>
+        <w:t xml:space="preserve">Use the worked case for Conversation </w:t>
+      </w:r>
+      <w:r>
+        <w:rPr>
+          <w:b/>
+        </w:rPr>
+        <w:t>state</w:t>
+      </w:r>
+      <w:r>
+        <w:rPr>
+          <w:b w:val="0"/>
+        </w:rPr>
+        <w:t xml:space="preserve"> and retention. Proposed explanation: “The worked result establishes every future case”. Decide whether this explanation is supported.</w:t>
+      </w:r>
+    </w:p>
+    <w:p>
+      <w:pPr>
+        <w:spacing w:line="336" w:lineRule="auto" w:after="180"/>
+      </w:pPr>
+      <w:r>
+        <w:rPr>
+          <w:b w:val="0"/>
+        </w:rPr>
+        <w:t>Point to the step or supplied fact that decides; explain your repair if needed.</w:t>
+      </w:r>
+    </w:p>
+    <w:p>
+      <w:pPr>
+        <w:spacing w:line="336" w:lineRule="auto" w:after="180"/>
+      </w:pPr>
+      <w:r>
+        <w:rPr>
+          <w:b w:val="0"/>
+        </w:rPr>
         <w:t>Answer on your own before discussion. If you are unsure, say which step you need help with.</w:t>
       </w:r>
     </w:p>
@@ -2358,8 +3800,26 @@
       </w:r>
     </w:p>
     <w:p>
-      <w:r>
-        <w:t>What is selected_book after the correction and after exit? Point to the relevant step in the picture, then write the changed result and the rule or evidence that supports it.</w:t>
+      <w:pPr>
+        <w:spacing w:line="336" w:lineRule="auto" w:after="180"/>
+      </w:pPr>
+      <w:r>
+        <w:rPr>
+          <w:b w:val="0"/>
+        </w:rPr>
+        <w:t xml:space="preserve">What is selected_book after the correction and after exit? Point to the relevant step in the picture, then write the changed result and the rule or </w:t>
+      </w:r>
+      <w:r>
+        <w:rPr>
+          <w:b/>
+        </w:rPr>
+        <w:t>evidence</w:t>
+      </w:r>
+      <w:r>
+        <w:rPr>
+          <w:b w:val="0"/>
+        </w:rPr>
+        <w:t xml:space="preserve"> that supports it.</w:t>
       </w:r>
     </w:p>
     <w:p>
@@ -2391,7 +3851,13 @@
       </w:r>
     </w:p>
     <w:p>
-      <w:r>
+      <w:pPr>
+        <w:spacing w:line="336" w:lineRule="auto" w:after="180"/>
+      </w:pPr>
+      <w:r>
+        <w:rPr>
+          <w:b w:val="0"/>
+        </w:rPr>
         <w:t>This is supported practice. Keep the separately named independent case for an attempt before feedback.</w:t>
       </w:r>
     </w:p>
@@ -2405,16 +3871,45 @@
     </w:p>
     <w:p>
       <w:r>
-        <w:t>EVIDENCE LAB</w:t>
-      </w:r>
-    </w:p>
-    <w:p>
-      <w:r>
+        <w:t>Investigate Conversation State and Memory. Record the prediction, actual observation or labelled paper trace, explanation and next test separately.</w:t>
+      </w:r>
+    </w:p>
+    <w:p>
+      <w:pPr>
+        <w:spacing w:line="336" w:lineRule="auto" w:after="180"/>
+      </w:pPr>
+      <w:r>
+        <w:rPr>
+          <w:b/>
+        </w:rPr>
+        <w:t>EVIDENCE</w:t>
+      </w:r>
+      <w:r>
+        <w:rPr>
+          <w:b/>
+        </w:rPr>
+        <w:t xml:space="preserve"> LAB</w:t>
+      </w:r>
+    </w:p>
+    <w:p>
+      <w:pPr>
+        <w:spacing w:line="336" w:lineRule="auto" w:after="180"/>
+      </w:pPr>
+      <w:r>
+        <w:rPr>
+          <w:b w:val="0"/>
+        </w:rPr>
         <w:t>Predict → Test → Record → Explain</w:t>
       </w:r>
     </w:p>
     <w:p>
-      <w:r>
+      <w:pPr>
+        <w:spacing w:line="336" w:lineRule="auto" w:after="180"/>
+      </w:pPr>
+      <w:r>
+        <w:rPr>
+          <w:b w:val="0"/>
+        </w:rPr>
         <w:t>Keep expected and actual results separate. Surprises are useful data when recorded honestly.</w:t>
       </w:r>
     </w:p>
@@ -2455,7 +3950,13 @@
       </w:r>
     </w:p>
     <w:p>
-      <w:r>
+      <w:pPr>
+        <w:spacing w:line="336" w:lineRule="auto" w:after="180"/>
+      </w:pPr>
+      <w:r>
+        <w:rPr>
+          <w:b w:val="0"/>
+        </w:rPr>
         <w:t>Sort information cards into keep, summarize, forget, or retrieve; justify purpose, permission, and retention time.</w:t>
       </w:r>
     </w:p>
@@ -2705,7 +4206,14 @@
       </w:tr>
     </w:tbl>
     <w:p>
-      <w:r>
+      <w:pPr>
+        <w:spacing w:line="336" w:lineRule="auto" w:after="180"/>
+        <w:shd w:fill="F5F1FB"/>
+      </w:pPr>
+      <w:r>
+        <w:rPr>
+          <w:b w:val="0"/>
+        </w:rPr>
         <w:t>What did the hardest test teach you that the normal test did not?</w:t>
       </w:r>
     </w:p>
@@ -2751,7 +4259,13 @@
       </w:r>
     </w:p>
     <w:p>
-      <w:r>
+      <w:pPr>
+        <w:spacing w:line="336" w:lineRule="auto" w:after="180"/>
+      </w:pPr>
+      <w:r>
+        <w:rPr>
+          <w:b w:val="0"/>
+        </w:rPr>
         <w:t>Before trying: what do I expect, and why? While trying: which step could first go wrong? Afterwards: what did I actually observe, and what should change? Keep “not run” if you only traced the procedure.</w:t>
       </w:r>
     </w:p>
@@ -2765,17 +4279,52 @@
     </w:p>
     <w:p>
       <w:r>
+        <w:t>Move from recall to tracing, diagnosis and transfer in Conversation State and Memory. Explain why each step is justified.</w:t>
+      </w:r>
+    </w:p>
+    <w:p>
+      <w:pPr>
+        <w:spacing w:line="336" w:lineRule="auto" w:after="180"/>
+      </w:pPr>
+      <w:r>
+        <w:rPr>
+          <w:b/>
+        </w:rPr>
         <w:t>MASTERY</w:t>
       </w:r>
     </w:p>
     <w:p>
-      <w:r>
+      <w:pPr>
+        <w:spacing w:line="336" w:lineRule="auto" w:after="180"/>
+      </w:pPr>
+      <w:r>
+        <w:rPr>
+          <w:b w:val="0"/>
+        </w:rPr>
         <w:t>From Knowing the Word to Owning the Idea</w:t>
       </w:r>
     </w:p>
     <w:p>
-      <w:r>
-        <w:t>Move upward only when you can produce evidence without copying the worked example.</w:t>
+      <w:pPr>
+        <w:spacing w:line="336" w:lineRule="auto" w:after="180"/>
+      </w:pPr>
+      <w:r>
+        <w:rPr>
+          <w:b w:val="0"/>
+        </w:rPr>
+        <w:t xml:space="preserve">Move upward only when you can produce </w:t>
+      </w:r>
+      <w:r>
+        <w:rPr>
+          <w:b/>
+        </w:rPr>
+        <w:t>evidence</w:t>
+      </w:r>
+      <w:r>
+        <w:rPr>
+          <w:b w:val="0"/>
+        </w:rPr>
+        <w:t xml:space="preserve"> without copying the worked example.</w:t>
       </w:r>
     </w:p>
     <w:p>
@@ -2815,33 +4364,105 @@
       </w:r>
     </w:p>
     <w:p>
-      <w:r>
+      <w:pPr>
+        <w:spacing w:line="336" w:lineRule="auto" w:after="180"/>
+      </w:pPr>
+      <w:r>
+        <w:rPr>
+          <w:b w:val="0"/>
+        </w:rPr>
         <w:t>1 • NAME: Define the concept without repeating the textbook.</w:t>
       </w:r>
     </w:p>
     <w:p>
-      <w:r>
-        <w:t>2 • TRACE: Show the information, state, branch, calculation, or evidence path.</w:t>
-      </w:r>
-    </w:p>
-    <w:p>
-      <w:r>
+      <w:pPr>
+        <w:spacing w:line="336" w:lineRule="auto" w:after="180"/>
+      </w:pPr>
+      <w:r>
+        <w:rPr>
+          <w:b w:val="0"/>
+        </w:rPr>
+        <w:t xml:space="preserve">2 • TRACE: Show the information, </w:t>
+      </w:r>
+      <w:r>
+        <w:rPr>
+          <w:b/>
+        </w:rPr>
+        <w:t>state</w:t>
+      </w:r>
+      <w:r>
+        <w:rPr>
+          <w:b w:val="0"/>
+        </w:rPr>
+        <w:t xml:space="preserve">, branch, calculation, or </w:t>
+      </w:r>
+      <w:r>
+        <w:rPr>
+          <w:b/>
+        </w:rPr>
+        <w:t>evidence</w:t>
+      </w:r>
+      <w:r>
+        <w:rPr>
+          <w:b w:val="0"/>
+        </w:rPr>
+        <w:t xml:space="preserve"> path.</w:t>
+      </w:r>
+    </w:p>
+    <w:p>
+      <w:pPr>
+        <w:spacing w:line="336" w:lineRule="auto" w:after="180"/>
+      </w:pPr>
+      <w:r>
+        <w:rPr>
+          <w:b w:val="0"/>
+        </w:rPr>
         <w:t>3 • APPLY: Solve a different example independently.</w:t>
       </w:r>
     </w:p>
     <w:p>
-      <w:r>
+      <w:pPr>
+        <w:spacing w:line="336" w:lineRule="auto" w:after="180"/>
+      </w:pPr>
+      <w:r>
+        <w:rPr>
+          <w:b w:val="0"/>
+        </w:rPr>
         <w:t>4 • CHALLENGE: Find a boundary case, counterexample, or unfair outcome.</w:t>
       </w:r>
     </w:p>
     <w:p>
-      <w:r>
+      <w:pPr>
+        <w:spacing w:line="336" w:lineRule="auto" w:after="180"/>
+      </w:pPr>
+      <w:r>
+        <w:rPr>
+          <w:b w:val="0"/>
+        </w:rPr>
         <w:t>5 • EXPLAIN LIMITS: Say when the result should not be trusted or used alone.</w:t>
       </w:r>
     </w:p>
     <w:p>
-      <w:r>
-        <w:t>My strongest evidence of independent understanding:</w:t>
+      <w:pPr>
+        <w:spacing w:line="336" w:lineRule="auto" w:after="180"/>
+      </w:pPr>
+      <w:r>
+        <w:rPr>
+          <w:b w:val="0"/>
+        </w:rPr>
+        <w:t xml:space="preserve">My strongest </w:t>
+      </w:r>
+      <w:r>
+        <w:rPr>
+          <w:b/>
+        </w:rPr>
+        <w:t>evidence</w:t>
+      </w:r>
+      <w:r>
+        <w:rPr>
+          <w:b w:val="0"/>
+        </w:rPr>
+        <w:t xml:space="preserve"> of independent understanding:</w:t>
       </w:r>
     </w:p>
     <w:p>
@@ -2887,16 +4508,39 @@
     </w:p>
     <w:p>
       <w:r>
+        <w:t>Apply this week’s idea to Verified Study Buddy. Keep an annotated decision and the evidence supporting it.</w:t>
+      </w:r>
+    </w:p>
+    <w:p>
+      <w:pPr>
+        <w:spacing w:line="336" w:lineRule="auto" w:after="180"/>
+      </w:pPr>
+      <w:r>
+        <w:rPr>
+          <w:b/>
+        </w:rPr>
         <w:t>CUMULATIVE PROJECT</w:t>
       </w:r>
     </w:p>
     <w:p>
-      <w:r>
+      <w:pPr>
+        <w:spacing w:line="336" w:lineRule="auto" w:after="180"/>
+      </w:pPr>
+      <w:r>
+        <w:rPr>
+          <w:b w:val="0"/>
+        </w:rPr>
         <w:t>Verified Study Buddy</w:t>
       </w:r>
     </w:p>
     <w:p>
-      <w:r>
+      <w:pPr>
+        <w:spacing w:line="336" w:lineRule="auto" w:after="180"/>
+      </w:pPr>
+      <w:r>
+        <w:rPr>
+          <w:b w:val="0"/>
+        </w:rPr>
         <w:t>Every week adds one inspectable piece. The system must show how it reached a result.</w:t>
       </w:r>
     </w:p>
@@ -2937,17 +4581,75 @@
       </w:r>
     </w:p>
     <w:p>
-      <w:r>
-        <w:t>THIS WEEK’S CHECKPOINT  Store minimal session state and make persistent memory optional, visible, and erasable.</w:t>
-      </w:r>
-    </w:p>
-    <w:p>
-      <w:r>
-        <w:t>SYSTEM MAP  Learner need → prompt/schema → approved sources/retrieval → model/tool → structured answer → verification → human decision</w:t>
-      </w:r>
-    </w:p>
-    <w:p>
-      <w:r>
+      <w:pPr>
+        <w:spacing w:line="336" w:lineRule="auto" w:after="180"/>
+      </w:pPr>
+      <w:r>
+        <w:rPr>
+          <w:b w:val="0"/>
+        </w:rPr>
+        <w:t xml:space="preserve">THIS WEEK’S CHECKPOINT  Store minimal </w:t>
+      </w:r>
+      <w:r>
+        <w:rPr>
+          <w:b/>
+        </w:rPr>
+        <w:t>session state</w:t>
+      </w:r>
+      <w:r>
+        <w:rPr>
+          <w:b w:val="0"/>
+        </w:rPr>
+        <w:t xml:space="preserve"> and make </w:t>
+      </w:r>
+      <w:r>
+        <w:rPr>
+          <w:b/>
+        </w:rPr>
+        <w:t>persistent memory</w:t>
+      </w:r>
+      <w:r>
+        <w:rPr>
+          <w:b w:val="0"/>
+        </w:rPr>
+        <w:t xml:space="preserve"> optional, visible, and erasable.</w:t>
+      </w:r>
+    </w:p>
+    <w:p>
+      <w:pPr>
+        <w:pStyle w:val="Heading3"/>
+      </w:pPr>
+      <w:r>
+        <w:t>Trace the system</w:t>
+      </w:r>
+    </w:p>
+    <w:p>
+      <w:pPr>
+        <w:spacing w:line="336" w:lineRule="auto" w:after="180"/>
+        <w:shd w:fill="EDF7F3"/>
+      </w:pPr>
+      <w:r>
+        <w:rPr>
+          <w:b w:val="0"/>
+        </w:rPr>
+        <w:t xml:space="preserve">SYSTEM MAP  Learner need → prompt/schema → approved sources/retrieval → model/tool → structured answer → verification → </w:t>
+      </w:r>
+      <w:r>
+        <w:rPr>
+          <w:b/>
+        </w:rPr>
+        <w:t>human decision</w:t>
+      </w:r>
+    </w:p>
+    <w:p>
+      <w:pPr>
+        <w:spacing w:line="336" w:lineRule="auto" w:after="180"/>
+        <w:shd w:fill="F5F1FB"/>
+      </w:pPr>
+      <w:r>
+        <w:rPr>
+          <w:b w:val="0"/>
+        </w:rPr>
         <w:t>What will you add, change, or verify in the project this week?</w:t>
       </w:r>
     </w:p>
@@ -2985,8 +4687,27 @@
       </w:r>
     </w:p>
     <w:p>
-      <w:r>
-        <w:t>What should remain under human control?</w:t>
+      <w:pPr>
+        <w:spacing w:line="336" w:lineRule="auto" w:after="180"/>
+        <w:shd w:fill="F5F1FB"/>
+      </w:pPr>
+      <w:r>
+        <w:rPr>
+          <w:b w:val="0"/>
+        </w:rPr>
+        <w:t xml:space="preserve">What should remain under </w:t>
+      </w:r>
+      <w:r>
+        <w:rPr>
+          <w:b/>
+        </w:rPr>
+        <w:t>human control</w:t>
+      </w:r>
+      <w:r>
+        <w:rPr>
+          <w:b w:val="0"/>
+        </w:rPr>
+        <w:t>?</w:t>
       </w:r>
     </w:p>
     <w:p>
@@ -3023,21 +4744,77 @@
       </w:r>
     </w:p>
     <w:p>
-      <w:r>
-        <w:t>RESPONSIBLE DESIGN  Collect only necessary information. Show uncertainty and limits. Never confuse fluent output with verified truth.</w:t>
-      </w:r>
-    </w:p>
-    <w:p>
       <w:pPr>
         <w:pStyle w:val="Heading3"/>
       </w:pPr>
       <w:r>
+        <w:t>Responsible design</w:t>
+      </w:r>
+    </w:p>
+    <w:p>
+      <w:pPr>
+        <w:spacing w:line="336" w:lineRule="auto" w:after="180"/>
+        <w:shd w:fill="FFF5E6"/>
+      </w:pPr>
+      <w:r>
+        <w:rPr>
+          <w:b w:val="0"/>
+        </w:rPr>
+        <w:t xml:space="preserve">RESPONSIBLE DESIGN  Collect only necessary information. Show uncertainty and limits. Never confuse fluent </w:t>
+      </w:r>
+      <w:r>
+        <w:rPr>
+          <w:b/>
+        </w:rPr>
+        <w:t>output</w:t>
+      </w:r>
+      <w:r>
+        <w:rPr>
+          <w:b w:val="0"/>
+        </w:rPr>
+        <w:t xml:space="preserve"> with verified truth.</w:t>
+      </w:r>
+    </w:p>
+    <w:p>
+      <w:pPr>
+        <w:pStyle w:val="Heading3"/>
+      </w:pPr>
+      <w:r>
         <w:t>Evidence for your project</w:t>
       </w:r>
     </w:p>
     <w:p>
-      <w:r>
-        <w:t>For your Verified Study Buddy, save the input, procedure, observed result and limitation of this check. Label this worked example as practice; use a different, previously unreviewed case when checking independent understanding.</w:t>
+      <w:pPr>
+        <w:spacing w:line="336" w:lineRule="auto" w:after="180"/>
+      </w:pPr>
+      <w:r>
+        <w:rPr>
+          <w:b w:val="0"/>
+        </w:rPr>
+        <w:t xml:space="preserve">For your Verified Study Buddy, save the </w:t>
+      </w:r>
+      <w:r>
+        <w:rPr>
+          <w:b/>
+        </w:rPr>
+        <w:t>input</w:t>
+      </w:r>
+      <w:r>
+        <w:rPr>
+          <w:b w:val="0"/>
+        </w:rPr>
+        <w:t>, procedure, observed result and limitation of this check.</w:t>
+      </w:r>
+    </w:p>
+    <w:p>
+      <w:pPr>
+        <w:spacing w:line="336" w:lineRule="auto" w:after="180"/>
+      </w:pPr>
+      <w:r>
+        <w:rPr>
+          <w:b w:val="0"/>
+        </w:rPr>
+        <w:t>Label this worked example as practice; use a different, previously unreviewed case when checking independent understanding.</w:t>
       </w:r>
     </w:p>
     <w:p>
@@ -3050,16 +4827,48 @@
     </w:p>
     <w:p>
       <w:r>
+        <w:t>Use a genuinely new case for independent evidence. Previously discussed examples remain practice; use the separately named independent case before feedback.</w:t>
+      </w:r>
+    </w:p>
+    <w:p>
+      <w:pPr>
+        <w:pStyle w:val="Heading3"/>
+      </w:pPr>
+      <w:r>
+        <w:t>Independent evidence</w:t>
+      </w:r>
+    </w:p>
+    <w:p>
+      <w:pPr>
+        <w:spacing w:line="336" w:lineRule="auto" w:after="180"/>
+        <w:shd w:fill="FFF5E6"/>
+      </w:pPr>
+      <w:r>
+        <w:rPr>
+          <w:b w:val="0"/>
+        </w:rPr>
         <w:t>INDEPENDENT MASTERY PROOF</w:t>
       </w:r>
     </w:p>
     <w:p>
-      <w:r>
+      <w:pPr>
+        <w:spacing w:line="336" w:lineRule="auto" w:after="180"/>
+      </w:pPr>
+      <w:r>
+        <w:rPr>
+          <w:b w:val="0"/>
+        </w:rPr>
         <w:t>Explain • Transfer • Test • Defend</w:t>
       </w:r>
     </w:p>
     <w:p>
-      <w:r>
+      <w:pPr>
+        <w:spacing w:line="336" w:lineRule="auto" w:after="180"/>
+      </w:pPr>
+      <w:r>
+        <w:rPr>
+          <w:b w:val="0"/>
+        </w:rPr>
         <w:t>Complete this page without copying the worked example. Your reasoning matters more than decoration.</w:t>
       </w:r>
     </w:p>
@@ -3100,12 +4909,34 @@
       </w:r>
     </w:p>
     <w:p>
-      <w:r>
+      <w:pPr>
+        <w:pStyle w:val="Heading3"/>
+      </w:pPr>
+      <w:r>
+        <w:t>Try a more demanding case</w:t>
+      </w:r>
+    </w:p>
+    <w:p>
+      <w:pPr>
+        <w:spacing w:line="336" w:lineRule="auto" w:after="180"/>
+        <w:shd w:fill="F5F1FB"/>
+      </w:pPr>
+      <w:r>
+        <w:rPr>
+          <w:b w:val="0"/>
+        </w:rPr>
         <w:t>CHALLENGE  Design memory rules for a tutoring conversation.</w:t>
       </w:r>
     </w:p>
     <w:p>
-      <w:r>
+      <w:pPr>
+        <w:spacing w:line="336" w:lineRule="auto" w:after="180"/>
+        <w:shd w:fill="F4F9FC"/>
+      </w:pPr>
+      <w:r>
+        <w:rPr>
+          <w:b w:val="0"/>
+        </w:rPr>
         <w:t>1. My fresh example, trace, calculation, or design:</w:t>
       </w:r>
     </w:p>
@@ -3143,8 +4974,27 @@
       </w:r>
     </w:p>
     <w:p>
-      <w:r>
-        <w:t>2. My evidence that it works (include a boundary or missing-data case):</w:t>
+      <w:pPr>
+        <w:spacing w:line="336" w:lineRule="auto" w:after="180"/>
+        <w:shd w:fill="F4F9FC"/>
+      </w:pPr>
+      <w:r>
+        <w:rPr>
+          <w:b w:val="0"/>
+        </w:rPr>
+        <w:t xml:space="preserve">2. My </w:t>
+      </w:r>
+      <w:r>
+        <w:rPr>
+          <w:b/>
+        </w:rPr>
+        <w:t>evidence</w:t>
+      </w:r>
+      <w:r>
+        <w:rPr>
+          <w:b w:val="0"/>
+        </w:rPr>
+        <w:t xml:space="preserve"> that it works (include a boundary or missing-data case):</w:t>
       </w:r>
     </w:p>
     <w:p>
@@ -3181,7 +5031,14 @@
       </w:r>
     </w:p>
     <w:p>
-      <w:r>
+      <w:pPr>
+        <w:spacing w:line="336" w:lineRule="auto" w:after="180"/>
+        <w:shd w:fill="F4F9FC"/>
+      </w:pPr>
+      <w:r>
+        <w:rPr>
+          <w:b w:val="0"/>
+        </w:rPr>
         <w:t>3. One limitation, fairness concern, or situation needing human review:</w:t>
       </w:r>
     </w:p>
@@ -3219,8 +5076,47 @@
       </w:r>
     </w:p>
     <w:p>
-      <w:r>
-        <w:t>SELF-CHECK  □ I explained the mechanism  □ I used evidence  □ I tested a fresh case  □ I named a limitation  □ I can answer ‘why?’</w:t>
+      <w:pPr>
+        <w:pStyle w:val="Heading3"/>
+      </w:pPr>
+      <w:r>
+        <w:t>Check your explanation</w:t>
+      </w:r>
+    </w:p>
+    <w:p>
+      <w:pPr>
+        <w:spacing w:line="336" w:lineRule="auto" w:after="180"/>
+        <w:shd w:fill="F5F1FB"/>
+      </w:pPr>
+      <w:r>
+        <w:rPr>
+          <w:b w:val="0"/>
+        </w:rPr>
+        <w:t xml:space="preserve">SELF-CHECK  □ I explained the </w:t>
+      </w:r>
+      <w:r>
+        <w:rPr>
+          <w:b/>
+        </w:rPr>
+        <w:t>mechanism</w:t>
+      </w:r>
+      <w:r>
+        <w:rPr>
+          <w:b w:val="0"/>
+        </w:rPr>
+        <w:t xml:space="preserve">  □ I used </w:t>
+      </w:r>
+      <w:r>
+        <w:rPr>
+          <w:b/>
+        </w:rPr>
+        <w:t>evidence</w:t>
+      </w:r>
+      <w:r>
+        <w:rPr>
+          <w:b w:val="0"/>
+        </w:rPr>
+        <w:t xml:space="preserve">  □ I tested a fresh case  □ I named a limitation  □ I can answer ‘why?’</w:t>
       </w:r>
     </w:p>
     <w:p>
@@ -3232,6 +5128,11 @@
       </w:r>
     </w:p>
     <w:p>
+      <w:r>
+        <w:t>Revisit the complete Conversation State and Memory case for supported practice. Repeated examples do not become fresh assessments.</w:t>
+      </w:r>
+    </w:p>
+    <w:p>
       <w:pPr>
         <w:pStyle w:val="Heading3"/>
       </w:pPr>
@@ -3240,7 +5141,13 @@
       </w:r>
     </w:p>
     <w:p>
-      <w:r>
+      <w:pPr>
+        <w:spacing w:line="336" w:lineRule="auto" w:after="180"/>
+      </w:pPr>
+      <w:r>
+        <w:rPr>
+          <w:b w:val="0"/>
+        </w:rPr>
         <w:t>Use the supplied details to practise the weekly concept before attempting the independent question. This case extends the illustrated lesson.</w:t>
       </w:r>
     </w:p>
@@ -3253,8 +5160,20 @@
       </w:r>
     </w:p>
     <w:p>
-      <w:r>
-        <w:t>State stores topic=plants and reading_level=beginner. User requests advanced explanation.</w:t>
+      <w:pPr>
+        <w:spacing w:line="336" w:lineRule="auto" w:after="180"/>
+      </w:pPr>
+      <w:r>
+        <w:rPr>
+          <w:b/>
+        </w:rPr>
+        <w:t>State</w:t>
+      </w:r>
+      <w:r>
+        <w:rPr>
+          <w:b w:val="0"/>
+        </w:rPr>
+        <w:t xml:space="preserve"> stores topic=plants and reading_level=beginner. User requests advanced explanation.</w:t>
       </w:r>
     </w:p>
     <w:p>
@@ -3266,7 +5185,14 @@
       </w:r>
     </w:p>
     <w:p>
-      <w:r>
+      <w:pPr>
+        <w:spacing w:line="336" w:lineRule="auto" w:after="180"/>
+        <w:shd w:fill="F5F1FB"/>
+      </w:pPr>
+      <w:r>
+        <w:rPr>
+          <w:b w:val="0"/>
+        </w:rPr>
         <w:t>What changes?</w:t>
       </w:r>
     </w:p>
@@ -3279,8 +5205,26 @@
       </w:r>
     </w:p>
     <w:p>
-      <w:r>
-        <w:t>Update reading level, retain topic unless changed. Keep only necessary state with correction/reset. Context does not guarantee permanent memory.</w:t>
+      <w:pPr>
+        <w:spacing w:line="336" w:lineRule="auto" w:after="180"/>
+      </w:pPr>
+      <w:r>
+        <w:rPr>
+          <w:b w:val="0"/>
+        </w:rPr>
+        <w:t xml:space="preserve">Update reading level, retain topic unless changed. Keep only necessary </w:t>
+      </w:r>
+      <w:r>
+        <w:rPr>
+          <w:b/>
+        </w:rPr>
+        <w:t>state</w:t>
+      </w:r>
+      <w:r>
+        <w:rPr>
+          <w:b w:val="0"/>
+        </w:rPr>
+        <w:t xml:space="preserve"> with correction/reset. Context does not guarantee permanent memory.</w:t>
       </w:r>
     </w:p>
     <w:p>
@@ -3292,7 +5236,14 @@
       </w:r>
     </w:p>
     <w:p>
-      <w:r>
+      <w:pPr>
+        <w:spacing w:line="336" w:lineRule="auto" w:after="180"/>
+        <w:shd w:fill="F5F1FB"/>
+      </w:pPr>
+      <w:r>
+        <w:rPr>
+          <w:b w:val="0"/>
+        </w:rPr>
         <w:t>Which detail supports the answer, and why does it matter?</w:t>
       </w:r>
     </w:p>
@@ -3470,18 +5421,55 @@
       </w:tr>
     </w:tbl>
     <w:p>
-      <w:r>
-        <w:t>State stores topic=plants and reading_level=beginner. User requests advanced explanation.</w:t>
-      </w:r>
-    </w:p>
-    <w:p>
-      <w:r>
+      <w:pPr>
+        <w:spacing w:line="336" w:lineRule="auto" w:after="180"/>
+      </w:pPr>
+      <w:r>
+        <w:rPr>
+          <w:b/>
+        </w:rPr>
+        <w:t>State</w:t>
+      </w:r>
+      <w:r>
+        <w:rPr>
+          <w:b w:val="0"/>
+        </w:rPr>
+        <w:t xml:space="preserve"> stores topic=plants and reading_level=beginner. User requests advanced explanation.</w:t>
+      </w:r>
+    </w:p>
+    <w:p>
+      <w:pPr>
+        <w:spacing w:line="336" w:lineRule="auto" w:after="180"/>
+        <w:shd w:fill="F5F1FB"/>
+      </w:pPr>
+      <w:r>
+        <w:rPr>
+          <w:b w:val="0"/>
+        </w:rPr>
         <w:t>What changes?</w:t>
       </w:r>
     </w:p>
     <w:p>
-      <w:r>
-        <w:t>Update reading level, retain topic unless changed. Keep only necessary state with correction/reset. Context does not guarantee permanent memory.</w:t>
+      <w:pPr>
+        <w:spacing w:line="336" w:lineRule="auto" w:after="180"/>
+      </w:pPr>
+      <w:r>
+        <w:rPr>
+          <w:b w:val="0"/>
+        </w:rPr>
+        <w:t xml:space="preserve">Update reading level, retain topic unless changed. Keep only necessary </w:t>
+      </w:r>
+      <w:r>
+        <w:rPr>
+          <w:b/>
+        </w:rPr>
+        <w:t>state</w:t>
+      </w:r>
+      <w:r>
+        <w:rPr>
+          <w:b w:val="0"/>
+        </w:rPr>
+        <w:t xml:space="preserve"> with correction/reset. Context does not guarantee permanent memory.</w:t>
       </w:r>
     </w:p>
     <w:p>
@@ -3493,6 +5481,11 @@
       </w:r>
     </w:p>
     <w:p>
+      <w:r>
+        <w:t>Attempt the reserved new case before feedback. Record support; the earlier examples below remain additional practice.</w:t>
+      </w:r>
+    </w:p>
+    <w:p>
       <w:pPr>
         <w:pStyle w:val="Heading3"/>
       </w:pPr>
@@ -3501,8 +5494,38 @@
       </w:r>
     </w:p>
     <w:p>
-      <w:r>
-        <w:t>A session stores lab L1 then corrects to L2; session ends. A new session has no room input. State the active values at each stage.</w:t>
+      <w:pPr>
+        <w:spacing w:line="336" w:lineRule="auto" w:after="180"/>
+      </w:pPr>
+      <w:r>
+        <w:rPr>
+          <w:b w:val="0"/>
+        </w:rPr>
+        <w:t xml:space="preserve">A session stores lab L1 then corrects to L2; session ends. A new session has no room </w:t>
+      </w:r>
+      <w:r>
+        <w:rPr>
+          <w:b/>
+        </w:rPr>
+        <w:t>input</w:t>
+      </w:r>
+      <w:r>
+        <w:rPr>
+          <w:b w:val="0"/>
+        </w:rPr>
+        <w:t xml:space="preserve">. </w:t>
+      </w:r>
+      <w:r>
+        <w:rPr>
+          <w:b/>
+        </w:rPr>
+        <w:t>State</w:t>
+      </w:r>
+      <w:r>
+        <w:rPr>
+          <w:b w:val="0"/>
+        </w:rPr>
+        <w:t xml:space="preserve"> the active values at each stage.</w:t>
       </w:r>
     </w:p>
     <w:p>
@@ -3549,7 +5572,13 @@
       </w:r>
     </w:p>
     <w:p>
-      <w:r>
+      <w:pPr>
+        <w:spacing w:line="336" w:lineRule="auto" w:after="180"/>
+      </w:pPr>
+      <w:r>
+        <w:rPr>
+          <w:b w:val="0"/>
+        </w:rPr>
         <w:t>Attempt this case before feedback. Record any help. Earlier examples below are further practice; a case already practised with feedback cannot establish fresh transfer.</w:t>
       </w:r>
     </w:p>
@@ -3562,18 +5591,55 @@
       </w:r>
     </w:p>
     <w:p>
-      <w:r>
+      <w:pPr>
+        <w:spacing w:line="336" w:lineRule="auto" w:after="180"/>
+      </w:pPr>
+      <w:r>
+        <w:rPr>
+          <w:b w:val="0"/>
+        </w:rPr>
         <w:t>Close the worked explanation. Apply the idea to this different question without copying.</w:t>
       </w:r>
     </w:p>
     <w:p>
-      <w:r>
-        <w:t>A learner corrects their project topic from oceans to forests. The next reply still uses oceans. What state should change, and what should not be saved unnecessarily?</w:t>
-      </w:r>
-    </w:p>
-    <w:p>
-      <w:r>
-        <w:t>My answer, with a trace, calculation or supporting evidence</w:t>
+      <w:pPr>
+        <w:spacing w:line="336" w:lineRule="auto" w:after="180"/>
+        <w:shd w:fill="F5F1FB"/>
+      </w:pPr>
+      <w:r>
+        <w:rPr>
+          <w:b w:val="0"/>
+        </w:rPr>
+        <w:t xml:space="preserve">A learner corrects their project topic from oceans to forests. The next reply still uses oceans. What </w:t>
+      </w:r>
+      <w:r>
+        <w:rPr>
+          <w:b/>
+        </w:rPr>
+        <w:t>state</w:t>
+      </w:r>
+      <w:r>
+        <w:rPr>
+          <w:b w:val="0"/>
+        </w:rPr>
+        <w:t xml:space="preserve"> should change, and what should not be saved unnecessarily?</w:t>
+      </w:r>
+    </w:p>
+    <w:p>
+      <w:pPr>
+        <w:spacing w:line="336" w:lineRule="auto" w:after="180"/>
+      </w:pPr>
+      <w:r>
+        <w:rPr>
+          <w:b w:val="0"/>
+        </w:rPr>
+        <w:t xml:space="preserve">My answer, with a trace, calculation or supporting </w:t>
+      </w:r>
+      <w:r>
+        <w:rPr>
+          <w:b/>
+        </w:rPr>
+        <w:t>evidence</w:t>
       </w:r>
     </w:p>
     <w:p>
@@ -3618,13 +5684,37 @@
       </w:r>
     </w:p>
     <w:p>
-      <w:r>
+      <w:pPr>
+        <w:spacing w:line="336" w:lineRule="auto" w:after="180"/>
+      </w:pPr>
+      <w:r>
+        <w:rPr>
+          <w:b w:val="0"/>
+        </w:rPr>
         <w:t>Change one relevant detail. Predict the result before testing. Include a boundary or missing-information case when it helps reveal a limit.</w:t>
       </w:r>
     </w:p>
     <w:p>
-      <w:r>
-        <w:t>My changed input and expected result</w:t>
+      <w:pPr>
+        <w:spacing w:line="336" w:lineRule="auto" w:after="180"/>
+      </w:pPr>
+      <w:r>
+        <w:rPr>
+          <w:b w:val="0"/>
+        </w:rPr>
+        <w:t xml:space="preserve">My changed </w:t>
+      </w:r>
+      <w:r>
+        <w:rPr>
+          <w:b/>
+        </w:rPr>
+        <w:t>input</w:t>
+      </w:r>
+      <w:r>
+        <w:rPr>
+          <w:b w:val="0"/>
+        </w:rPr>
+        <w:t xml:space="preserve"> and expected result</w:t>
       </w:r>
     </w:p>
     <w:p>
@@ -3669,13 +5759,61 @@
       </w:r>
     </w:p>
     <w:p>
-      <w:r>
-        <w:t>Store minimal session state and make persistent memory optional, visible, and erasable.</w:t>
-      </w:r>
-    </w:p>
-    <w:p>
-      <w:r>
-        <w:t>The evidence I will keep</w:t>
+      <w:pPr>
+        <w:spacing w:line="336" w:lineRule="auto" w:after="180"/>
+      </w:pPr>
+      <w:r>
+        <w:rPr>
+          <w:b w:val="0"/>
+        </w:rPr>
+        <w:t xml:space="preserve">Store minimal </w:t>
+      </w:r>
+      <w:r>
+        <w:rPr>
+          <w:b/>
+        </w:rPr>
+        <w:t>session state</w:t>
+      </w:r>
+      <w:r>
+        <w:rPr>
+          <w:b w:val="0"/>
+        </w:rPr>
+        <w:t xml:space="preserve"> and make </w:t>
+      </w:r>
+      <w:r>
+        <w:rPr>
+          <w:b/>
+        </w:rPr>
+        <w:t>persistent memory</w:t>
+      </w:r>
+      <w:r>
+        <w:rPr>
+          <w:b w:val="0"/>
+        </w:rPr>
+        <w:t xml:space="preserve"> optional, visible, and erasable.</w:t>
+      </w:r>
+    </w:p>
+    <w:p>
+      <w:pPr>
+        <w:spacing w:line="336" w:lineRule="auto" w:after="180"/>
+      </w:pPr>
+      <w:r>
+        <w:rPr>
+          <w:b w:val="0"/>
+        </w:rPr>
+        <w:t xml:space="preserve">The </w:t>
+      </w:r>
+      <w:r>
+        <w:rPr>
+          <w:b/>
+        </w:rPr>
+        <w:t>evidence</w:t>
+      </w:r>
+      <w:r>
+        <w:rPr>
+          <w:b w:val="0"/>
+        </w:rPr>
+        <w:t xml:space="preserve"> I will keep</w:t>
       </w:r>
     </w:p>
     <w:p>
@@ -3712,8 +5850,26 @@
       </w:r>
     </w:p>
     <w:p>
-      <w:r>
-        <w:t>Your teacher has the independent answer and scoring criteria. Complete the matching workbook week to keep your practice evidence together.</w:t>
+      <w:pPr>
+        <w:spacing w:line="336" w:lineRule="auto" w:after="180"/>
+      </w:pPr>
+      <w:r>
+        <w:rPr>
+          <w:b w:val="0"/>
+        </w:rPr>
+        <w:t xml:space="preserve">Your teacher has the independent answer and scoring criteria. Complete the matching workbook week to keep your practice </w:t>
+      </w:r>
+      <w:r>
+        <w:rPr>
+          <w:b/>
+        </w:rPr>
+        <w:t>evidence</w:t>
+      </w:r>
+      <w:r>
+        <w:rPr>
+          <w:b w:val="0"/>
+        </w:rPr>
+        <w:t xml:space="preserve"> together.</w:t>
       </w:r>
     </w:p>
     <w:p>
@@ -3725,8 +5881,38 @@
       </w:r>
     </w:p>
     <w:p>
-      <w:r>
-        <w:t>The conversation state is topic=plants, level=Grade 8. The user says 'Keep the topic, explain for Grade 6'. Write the updated state and a reset behaviour.</w:t>
+      <w:pPr>
+        <w:spacing w:line="336" w:lineRule="auto" w:after="180"/>
+      </w:pPr>
+      <w:r>
+        <w:rPr>
+          <w:b w:val="0"/>
+        </w:rPr>
+        <w:t xml:space="preserve">The conversation </w:t>
+      </w:r>
+      <w:r>
+        <w:rPr>
+          <w:b/>
+        </w:rPr>
+        <w:t>state</w:t>
+      </w:r>
+      <w:r>
+        <w:rPr>
+          <w:b w:val="0"/>
+        </w:rPr>
+        <w:t xml:space="preserve"> is topic=plants, level=Grade 8. The user says 'Keep the topic, explain for Grade 6'. Write the updated </w:t>
+      </w:r>
+      <w:r>
+        <w:rPr>
+          <w:b/>
+        </w:rPr>
+        <w:t>state</w:t>
+      </w:r>
+      <w:r>
+        <w:rPr>
+          <w:b w:val="0"/>
+        </w:rPr>
+        <w:t xml:space="preserve"> and a reset behaviour.</w:t>
       </w:r>
     </w:p>
     <w:p>
@@ -3781,8 +5967,25 @@
       </w:r>
     </w:p>
     <w:p>
-      <w:r>
-        <w:t>Attempt the independent case before hints. Record whether you worked alone, used a hint or followed a model. After feedback, fix the first unsupported step and explain why it changed. A later check uses a changed case, not a copied answer.</w:t>
+      <w:pPr>
+        <w:spacing w:line="336" w:lineRule="auto" w:after="180"/>
+      </w:pPr>
+      <w:r>
+        <w:rPr>
+          <w:b w:val="0"/>
+        </w:rPr>
+        <w:t>Attempt the independent case before hints. Record whether you worked alone, used a hint or followed a model. After feedback, fix the first unsupported step and explain why it changed.</w:t>
+      </w:r>
+    </w:p>
+    <w:p>
+      <w:pPr>
+        <w:spacing w:line="336" w:lineRule="auto" w:after="180"/>
+      </w:pPr>
+      <w:r>
+        <w:rPr>
+          <w:b w:val="0"/>
+        </w:rPr>
+        <w:t>A later check uses a changed case, not a copied answer.</w:t>
       </w:r>
     </w:p>
     <w:p>
@@ -3795,6 +5998,17 @@
     </w:p>
     <w:p>
       <w:r>
+        <w:t>Use this map to navigate Conversation State and Memory, connect the goals to tasks and keep one evidence record for each attempt.</w:t>
+      </w:r>
+    </w:p>
+    <w:p>
+      <w:pPr>
+        <w:spacing w:line="336" w:lineRule="auto" w:after="180"/>
+      </w:pPr>
+      <w:r>
+        <w:rPr>
+          <w:b w:val="0"/>
+        </w:rPr>
         <w:t>Start with this question: Keep a reading conversation consistent when the learner changes the selected book.</w:t>
       </w:r>
     </w:p>
@@ -3901,13 +6115,61 @@
       </w:tr>
     </w:tbl>
     <w:p>
-      <w:r>
-        <w:t>Remember → watch and explain → try with help → investigate → try independently → keep project evidence. Your teacher may spread this lesson across several classes.</w:t>
-      </w:r>
-    </w:p>
-    <w:p>
-      <w:r>
-        <w:t>Keep your first prediction. Compare it with what the evidence shows and explain any change.</w:t>
+      <w:pPr>
+        <w:spacing w:line="336" w:lineRule="auto" w:after="180"/>
+      </w:pPr>
+      <w:r>
+        <w:rPr>
+          <w:b w:val="0"/>
+        </w:rPr>
+        <w:t xml:space="preserve">Remember → watch and explain → try with help → investigate → try independently → keep project </w:t>
+      </w:r>
+      <w:r>
+        <w:rPr>
+          <w:b/>
+        </w:rPr>
+        <w:t>evidence</w:t>
+      </w:r>
+      <w:r>
+        <w:rPr>
+          <w:b w:val="0"/>
+        </w:rPr>
+        <w:t>. Your teacher may spread this lesson across several classes.</w:t>
+      </w:r>
+    </w:p>
+    <w:p>
+      <w:pPr>
+        <w:spacing w:line="336" w:lineRule="auto" w:after="180"/>
+      </w:pPr>
+      <w:r>
+        <w:rPr>
+          <w:b w:val="0"/>
+        </w:rPr>
+        <w:t xml:space="preserve">Keep your first </w:t>
+      </w:r>
+      <w:r>
+        <w:rPr>
+          <w:b/>
+        </w:rPr>
+        <w:t>prediction</w:t>
+      </w:r>
+      <w:r>
+        <w:rPr>
+          <w:b w:val="0"/>
+        </w:rPr>
+        <w:t xml:space="preserve">. Compare it with what the </w:t>
+      </w:r>
+      <w:r>
+        <w:rPr>
+          <w:b/>
+        </w:rPr>
+        <w:t>evidence</w:t>
+      </w:r>
+      <w:r>
+        <w:rPr>
+          <w:b w:val="0"/>
+        </w:rPr>
+        <w:t xml:space="preserve"> shows and explain any change.</w:t>
       </w:r>
     </w:p>
     <w:p>
@@ -3920,7 +6182,42 @@
     </w:p>
     <w:p>
       <w:r>
-        <w:t>Close your notes. Explain this goal in your own words: Explain the mechanism and terminology of conversation state and retention</w:t>
+        <w:t>Explain Conversation State and Memory without notes, identify a remaining question and plan a later check with a changed case.</w:t>
+      </w:r>
+    </w:p>
+    <w:p>
+      <w:pPr>
+        <w:spacing w:line="336" w:lineRule="auto" w:after="180"/>
+      </w:pPr>
+      <w:r>
+        <w:rPr>
+          <w:b w:val="0"/>
+        </w:rPr>
+        <w:t xml:space="preserve">Close your notes. Explain this goal in your own words: Explain the </w:t>
+      </w:r>
+      <w:r>
+        <w:rPr>
+          <w:b/>
+        </w:rPr>
+        <w:t>mechanism</w:t>
+      </w:r>
+      <w:r>
+        <w:rPr>
+          <w:b w:val="0"/>
+        </w:rPr>
+        <w:t xml:space="preserve"> and terminology of conversation </w:t>
+      </w:r>
+      <w:r>
+        <w:rPr>
+          <w:b/>
+        </w:rPr>
+        <w:t>state</w:t>
+      </w:r>
+      <w:r>
+        <w:rPr>
+          <w:b w:val="0"/>
+        </w:rPr>
+        <w:t xml:space="preserve"> and retention</w:t>
       </w:r>
     </w:p>
     <w:p>
@@ -3957,13 +6254,61 @@
       </w:r>
     </w:p>
     <w:p>
-      <w:r>
-        <w:t>If you are unsure, return to the worked picture and explain one arrow. If you are ready, change an input or assumption and justify your prediction.</w:t>
-      </w:r>
-    </w:p>
-    <w:p>
-      <w:r>
-        <w:t>Save your workbook evidence. At the next review, try a different case before opening your old answer.</w:t>
+      <w:pPr>
+        <w:spacing w:line="336" w:lineRule="auto" w:after="180"/>
+      </w:pPr>
+      <w:r>
+        <w:rPr>
+          <w:b w:val="0"/>
+        </w:rPr>
+        <w:t xml:space="preserve">If you are unsure, return to the worked picture and explain one arrow. If you are ready, change an </w:t>
+      </w:r>
+      <w:r>
+        <w:rPr>
+          <w:b/>
+        </w:rPr>
+        <w:t>input</w:t>
+      </w:r>
+      <w:r>
+        <w:rPr>
+          <w:b w:val="0"/>
+        </w:rPr>
+        <w:t xml:space="preserve"> or assumption and justify your </w:t>
+      </w:r>
+      <w:r>
+        <w:rPr>
+          <w:b/>
+        </w:rPr>
+        <w:t>prediction</w:t>
+      </w:r>
+      <w:r>
+        <w:rPr>
+          <w:b w:val="0"/>
+        </w:rPr>
+        <w:t>.</w:t>
+      </w:r>
+    </w:p>
+    <w:p>
+      <w:pPr>
+        <w:spacing w:line="336" w:lineRule="auto" w:after="180"/>
+      </w:pPr>
+      <w:r>
+        <w:rPr>
+          <w:b w:val="0"/>
+        </w:rPr>
+        <w:t xml:space="preserve">Save your workbook </w:t>
+      </w:r>
+      <w:r>
+        <w:rPr>
+          <w:b/>
+        </w:rPr>
+        <w:t>evidence</w:t>
+      </w:r>
+      <w:r>
+        <w:rPr>
+          <w:b w:val="0"/>
+        </w:rPr>
+        <w:t>. At the next review, try a different case before opening your old answer.</w:t>
       </w:r>
     </w:p>
     <w:p>
@@ -3976,11 +6321,28 @@
     </w:p>
     <w:p>
       <w:r>
+        <w:t>Attempt supported questions before using hints or feedback. Review a missing building block, then keep the completed work.</w:t>
+      </w:r>
+    </w:p>
+    <w:p>
+      <w:pPr>
+        <w:spacing w:line="336" w:lineRule="auto" w:after="180"/>
+      </w:pPr>
+      <w:r>
+        <w:rPr>
+          <w:b w:val="0"/>
+        </w:rPr>
         <w:t>Use this supported practice once, in the browser or on paper. Keep the reserved independent assessment for a separate first attempt before teacher feedback.</w:t>
       </w:r>
     </w:p>
     <w:p>
-      <w:r>
+      <w:pPr>
+        <w:spacing w:line="336" w:lineRule="auto" w:after="180"/>
+      </w:pPr>
+      <w:r>
+        <w:rPr>
+          <w:b w:val="0"/>
+        </w:rPr>
         <w:t>Keep a reading conversation consistent when the learner changes the selected book.</w:t>
       </w:r>
     </w:p>
@@ -3993,22 +6355,49 @@
       </w:r>
     </w:p>
     <w:p>
-      <w:r>
+      <w:pPr>
+        <w:spacing w:line="336" w:lineRule="auto" w:after="180"/>
+      </w:pPr>
+      <w:r>
+        <w:rPr>
+          <w:b w:val="0"/>
+        </w:rPr>
         <w:t>Which labelled step matches this detail? Clear selected_book. A new session begins with no selected book.</w:t>
       </w:r>
     </w:p>
     <w:p>
-      <w:r>
+      <w:pPr>
+        <w:spacing w:line="336" w:lineRule="auto" w:after="180"/>
+        <w:shd w:fill="F4F9FC"/>
+      </w:pPr>
+      <w:r>
+        <w:rPr>
+          <w:b w:val="0"/>
+        </w:rPr>
         <w:t>1. First choice</w:t>
       </w:r>
     </w:p>
     <w:p>
-      <w:r>
+      <w:pPr>
+        <w:spacing w:line="336" w:lineRule="auto" w:after="180"/>
+        <w:shd w:fill="F4F9FC"/>
+      </w:pPr>
+      <w:r>
+        <w:rPr>
+          <w:b w:val="0"/>
+        </w:rPr>
         <w:t>2. Correct choice</w:t>
       </w:r>
     </w:p>
     <w:p>
-      <w:r>
+      <w:pPr>
+        <w:spacing w:line="336" w:lineRule="auto" w:after="180"/>
+        <w:shd w:fill="F4F9FC"/>
+      </w:pPr>
+      <w:r>
+        <w:rPr>
+          <w:b w:val="0"/>
+        </w:rPr>
         <w:t>3. End session</w:t>
       </w:r>
     </w:p>
@@ -4046,41 +6435,167 @@
       </w:r>
     </w:p>
     <w:p>
-      <w:r>
+      <w:pPr>
+        <w:pStyle w:val="Heading3"/>
+      </w:pPr>
+      <w:r>
+        <w:t>Hint · try first</w:t>
+      </w:r>
+    </w:p>
+    <w:p>
+      <w:pPr>
+        <w:spacing w:line="336" w:lineRule="auto" w:after="180"/>
+        <w:shd w:fill="F1F6F8"/>
+      </w:pPr>
+      <w:r>
+        <w:rPr>
+          <w:b w:val="0"/>
+        </w:rPr>
         <w:t>Hint if needed: Read the steps in the pictorial case. Match the supplied detail to the stage that performs or records it.</w:t>
       </w:r>
     </w:p>
     <w:p>
-      <w:r>
-        <w:t>After your attempt, compare with the supported explanation: End session Clear selected_book. A new session begins with no selected book. Read the picture in order. Clear selected_book. A new session begins with no selected book. The arrows show which recorded input or intermediate result each decision uses. Explain the deciding step aloud before checking the changed case; pointing to the final answer alone does not show how it follows.</w:t>
-      </w:r>
-    </w:p>
-    <w:p>
       <w:pPr>
         <w:pStyle w:val="Heading3"/>
       </w:pPr>
       <w:r>
+        <w:t>Feedback · compare after trying</w:t>
+      </w:r>
+    </w:p>
+    <w:p>
+      <w:pPr>
+        <w:spacing w:line="336" w:lineRule="auto" w:after="180"/>
+        <w:shd w:fill="F1F6FC"/>
+      </w:pPr>
+      <w:r>
+        <w:rPr>
+          <w:b w:val="0"/>
+        </w:rPr>
+        <w:t>After your attempt, compare with the supported explanation: End session Clear selected_book. A new session begins with no selected book. Read the picture in order. Clear selected_book.</w:t>
+      </w:r>
+    </w:p>
+    <w:p>
+      <w:pPr>
+        <w:spacing w:line="336" w:lineRule="auto" w:after="180"/>
+        <w:shd w:fill="F1F6FC"/>
+      </w:pPr>
+      <w:r>
+        <w:rPr>
+          <w:b w:val="0"/>
+        </w:rPr>
+        <w:t xml:space="preserve">A new session begins with no selected book. The arrows show which recorded </w:t>
+      </w:r>
+      <w:r>
+        <w:rPr>
+          <w:b/>
+        </w:rPr>
+        <w:t>input</w:t>
+      </w:r>
+      <w:r>
+        <w:rPr>
+          <w:b w:val="0"/>
+        </w:rPr>
+        <w:t xml:space="preserve"> or intermediate result each decision uses.</w:t>
+      </w:r>
+    </w:p>
+    <w:p>
+      <w:pPr>
+        <w:spacing w:line="336" w:lineRule="auto" w:after="180"/>
+        <w:shd w:fill="F1F6FC"/>
+      </w:pPr>
+      <w:r>
+        <w:rPr>
+          <w:b w:val="0"/>
+        </w:rPr>
+        <w:t>Explain the deciding step aloud before checking the changed case; pointing to the final answer alone does not show how it follows.</w:t>
+      </w:r>
+    </w:p>
+    <w:p>
+      <w:pPr>
+        <w:pStyle w:val="Heading3"/>
+      </w:pPr>
+      <w:r>
         <w:t>Practice 2: explain the deciding evidence</w:t>
       </w:r>
     </w:p>
     <w:p>
-      <w:r>
+      <w:pPr>
+        <w:pStyle w:val="Heading3"/>
+      </w:pPr>
+      <w:r>
+        <w:t>Changed case · predict first</w:t>
+      </w:r>
+    </w:p>
+    <w:p>
+      <w:pPr>
+        <w:spacing w:line="336" w:lineRule="auto" w:after="180"/>
+        <w:shd w:fill="F5F1FB"/>
+      </w:pPr>
+      <w:r>
+        <w:rPr>
+          <w:b w:val="0"/>
+        </w:rPr>
         <w:t>Changed-case practice: The next session asks “summarise my book” without naming one. Which conclusion is supported by the supplied facts?</w:t>
       </w:r>
     </w:p>
     <w:p>
-      <w:r>
+      <w:pPr>
+        <w:spacing w:line="336" w:lineRule="auto" w:after="180"/>
+        <w:shd w:fill="F4F9FC"/>
+      </w:pPr>
+      <w:r>
+        <w:rPr>
+          <w:b w:val="0"/>
+        </w:rPr>
         <w:t>1. Ask which book the learner wants.</w:t>
       </w:r>
     </w:p>
     <w:p>
-      <w:r>
-        <w:t>2. We can decide the result without examining the changed input or the procedure.</w:t>
-      </w:r>
-    </w:p>
-    <w:p>
-      <w:r>
-        <w:t>3. This one example guarantees correct results for every future input.</w:t>
+      <w:pPr>
+        <w:spacing w:line="336" w:lineRule="auto" w:after="180"/>
+        <w:shd w:fill="F4F9FC"/>
+      </w:pPr>
+      <w:r>
+        <w:rPr>
+          <w:b w:val="0"/>
+        </w:rPr>
+        <w:t xml:space="preserve">2. We can decide the result without examining the changed </w:t>
+      </w:r>
+      <w:r>
+        <w:rPr>
+          <w:b/>
+        </w:rPr>
+        <w:t>input</w:t>
+      </w:r>
+      <w:r>
+        <w:rPr>
+          <w:b w:val="0"/>
+        </w:rPr>
+        <w:t xml:space="preserve"> or the procedure.</w:t>
+      </w:r>
+    </w:p>
+    <w:p>
+      <w:pPr>
+        <w:spacing w:line="336" w:lineRule="auto" w:after="180"/>
+        <w:shd w:fill="F4F9FC"/>
+      </w:pPr>
+      <w:r>
+        <w:rPr>
+          <w:b w:val="0"/>
+        </w:rPr>
+        <w:t xml:space="preserve">3. This one example guarantees correct results for every future </w:t>
+      </w:r>
+      <w:r>
+        <w:rPr>
+          <w:b/>
+        </w:rPr>
+        <w:t>input</w:t>
+      </w:r>
+      <w:r>
+        <w:rPr>
+          <w:b w:val="0"/>
+        </w:rPr>
+        <w:t>.</w:t>
       </w:r>
     </w:p>
     <w:p>
@@ -4117,36 +6632,189 @@
       </w:r>
     </w:p>
     <w:p>
-      <w:r>
+      <w:pPr>
+        <w:pStyle w:val="Heading3"/>
+      </w:pPr>
+      <w:r>
+        <w:t>Hint · try first</w:t>
+      </w:r>
+    </w:p>
+    <w:p>
+      <w:pPr>
+        <w:spacing w:line="336" w:lineRule="auto" w:after="180"/>
+        <w:shd w:fill="F1F6F8"/>
+      </w:pPr>
+      <w:r>
+        <w:rPr>
+          <w:b w:val="0"/>
+        </w:rPr>
         <w:t>Hint if needed: Use the changed condition and the deciding step in the pictorial trace. The answer must say what follows from those facts.</w:t>
       </w:r>
     </w:p>
     <w:p>
-      <w:r>
-        <w:t>After your attempt, compare with the supported explanation: Ask which book the learner wants. The declared policy clears session state, so yesterday’s choice is unavailable.</w:t>
-      </w:r>
-    </w:p>
-    <w:p>
       <w:pPr>
         <w:pStyle w:val="Heading3"/>
       </w:pPr>
       <w:r>
+        <w:t>Feedback · compare after trying</w:t>
+      </w:r>
+    </w:p>
+    <w:p>
+      <w:pPr>
+        <w:spacing w:line="336" w:lineRule="auto" w:after="180"/>
+        <w:shd w:fill="F1F6FC"/>
+      </w:pPr>
+      <w:r>
+        <w:rPr>
+          <w:b w:val="0"/>
+        </w:rPr>
+        <w:t xml:space="preserve">After your attempt, compare with the supported explanation: Ask which book the learner wants. The declared policy clears </w:t>
+      </w:r>
+      <w:r>
+        <w:rPr>
+          <w:b/>
+        </w:rPr>
+        <w:t>session state</w:t>
+      </w:r>
+      <w:r>
+        <w:rPr>
+          <w:b w:val="0"/>
+        </w:rPr>
+        <w:t>, so yesterday’s choice is unavailable.</w:t>
+      </w:r>
+    </w:p>
+    <w:p>
+      <w:pPr>
+        <w:pStyle w:val="Heading3"/>
+      </w:pPr>
+      <w:r>
         <w:t>Repair a missing building block</w:t>
       </w:r>
     </w:p>
     <w:p>
-      <w:r>
-        <w:t>Review User Need and AI Contribution (ai-3/19). Goal: Explain the mechanism and terminology of capstone requirements and corpus. Short practice: What non-AI baseline would reveal whether this helper adds value? Point to the relevant step in the picture, then write the changed result and the rule or evidence that supports it.. Return to this week and explain what you changed.</w:t>
-      </w:r>
-    </w:p>
-    <w:p>
-      <w:r>
-        <w:t>Review Model Memory vs Retrieval (ai-3/17). Goal: Explain the mechanism and terminology of retrieval and indexing. Short practice: Why can the assistant not certify 15: 00 when the notice is missing? Point to the relevant step in the picture, then write the changed result and the rule or evidence that supports it.. Return to this week and explain what you changed.</w:t>
-      </w:r>
-    </w:p>
-    <w:p>
-      <w:r>
-        <w:t>Review Hallucination Failure Types (ai-3/14). Goal: Explain the mechanism and terminology of generation failures and verification. Short practice: Can we conclude there will definitely be no lunch from S alone?. Return to this week and explain what you changed.</w:t>
+      <w:pPr>
+        <w:spacing w:line="336" w:lineRule="auto" w:after="180"/>
+      </w:pPr>
+      <w:r>
+        <w:rPr>
+          <w:b w:val="0"/>
+        </w:rPr>
+        <w:t xml:space="preserve">Review User Need and AI Contribution (ai-3/19). Goal: Explain the </w:t>
+      </w:r>
+      <w:r>
+        <w:rPr>
+          <w:b/>
+        </w:rPr>
+        <w:t>mechanism</w:t>
+      </w:r>
+      <w:r>
+        <w:rPr>
+          <w:b w:val="0"/>
+        </w:rPr>
+        <w:t xml:space="preserve"> and terminology of capstone requirements and corpus. Short practice: What non-AI baseline would reveal whether this helper adds value?</w:t>
+      </w:r>
+    </w:p>
+    <w:p>
+      <w:pPr>
+        <w:spacing w:line="336" w:lineRule="auto" w:after="180"/>
+      </w:pPr>
+      <w:r>
+        <w:rPr>
+          <w:b w:val="0"/>
+        </w:rPr>
+        <w:t xml:space="preserve">Point to the relevant step in the picture, then write the changed result and the rule or </w:t>
+      </w:r>
+      <w:r>
+        <w:rPr>
+          <w:b/>
+        </w:rPr>
+        <w:t>evidence</w:t>
+      </w:r>
+      <w:r>
+        <w:rPr>
+          <w:b w:val="0"/>
+        </w:rPr>
+        <w:t xml:space="preserve"> that supports it.. Return to this week and explain what you changed.</w:t>
+      </w:r>
+    </w:p>
+    <w:p>
+      <w:pPr>
+        <w:spacing w:line="336" w:lineRule="auto" w:after="180"/>
+      </w:pPr>
+      <w:r>
+        <w:rPr>
+          <w:b w:val="0"/>
+        </w:rPr>
+        <w:t xml:space="preserve">Review Model Memory vs Retrieval (ai-3/17). Goal: Explain the </w:t>
+      </w:r>
+      <w:r>
+        <w:rPr>
+          <w:b/>
+        </w:rPr>
+        <w:t>mechanism</w:t>
+      </w:r>
+      <w:r>
+        <w:rPr>
+          <w:b w:val="0"/>
+        </w:rPr>
+        <w:t xml:space="preserve"> and terminology of retrieval and indexing. Short practice: Why can the assistant not certify 15: 00 when the notice is missing?</w:t>
+      </w:r>
+    </w:p>
+    <w:p>
+      <w:pPr>
+        <w:spacing w:line="336" w:lineRule="auto" w:after="180"/>
+      </w:pPr>
+      <w:r>
+        <w:rPr>
+          <w:b w:val="0"/>
+        </w:rPr>
+        <w:t xml:space="preserve">Point to the relevant step in the picture, then write the changed result and the rule or </w:t>
+      </w:r>
+      <w:r>
+        <w:rPr>
+          <w:b/>
+        </w:rPr>
+        <w:t>evidence</w:t>
+      </w:r>
+      <w:r>
+        <w:rPr>
+          <w:b w:val="0"/>
+        </w:rPr>
+        <w:t xml:space="preserve"> that supports it.. Return to this week and explain what you changed.</w:t>
+      </w:r>
+    </w:p>
+    <w:p>
+      <w:pPr>
+        <w:spacing w:line="336" w:lineRule="auto" w:after="180"/>
+      </w:pPr>
+      <w:r>
+        <w:rPr>
+          <w:b w:val="0"/>
+        </w:rPr>
+        <w:t xml:space="preserve">Review Hallucination Failure Types (ai-3/14). Goal: Explain the </w:t>
+      </w:r>
+      <w:r>
+        <w:rPr>
+          <w:b/>
+        </w:rPr>
+        <w:t>mechanism</w:t>
+      </w:r>
+      <w:r>
+        <w:rPr>
+          <w:b w:val="0"/>
+        </w:rPr>
+        <w:t xml:space="preserve"> and terminology of generation failures and verification. Short practice: Can we conclude there will definitely be no lunch from S alone?.</w:t>
+      </w:r>
+    </w:p>
+    <w:p>
+      <w:pPr>
+        <w:spacing w:line="336" w:lineRule="auto" w:after="180"/>
+      </w:pPr>
+      <w:r>
+        <w:rPr>
+          <w:b w:val="0"/>
+        </w:rPr>
+        <w:t>Return to this week and explain what you changed.</w:t>
       </w:r>
     </w:p>
     <w:p>
@@ -4158,8 +6826,673 @@
       </w:r>
     </w:p>
     <w:p>
-      <w:r>
-        <w:t>Use Download completed work in the hosted lesson to export your answers, reflections, practice feedback and code-run evidence. Open the HTML copy to read or print it. Drafts stay in this browser when storage is available; clear drafts on a shared device.</w:t>
+      <w:pPr>
+        <w:spacing w:line="336" w:lineRule="auto" w:after="180"/>
+      </w:pPr>
+      <w:r>
+        <w:rPr>
+          <w:b w:val="0"/>
+        </w:rPr>
+        <w:t xml:space="preserve">Use Download completed work in the hosted lesson to export your answers, reflections, practice feedback and code-run </w:t>
+      </w:r>
+      <w:r>
+        <w:rPr>
+          <w:b/>
+        </w:rPr>
+        <w:t>evidence</w:t>
+      </w:r>
+      <w:r>
+        <w:rPr>
+          <w:b w:val="0"/>
+        </w:rPr>
+        <w:t>. Open the HTML copy to read or print it.</w:t>
+      </w:r>
+    </w:p>
+    <w:p>
+      <w:pPr>
+        <w:spacing w:line="336" w:lineRule="auto" w:after="180"/>
+      </w:pPr>
+      <w:r>
+        <w:rPr>
+          <w:b w:val="0"/>
+        </w:rPr>
+        <w:t>Drafts stay in this browser when storage is available; clear drafts on a shared device.</w:t>
+      </w:r>
+    </w:p>
+    <w:p>
+      <w:pPr>
+        <w:pStyle w:val="Heading1"/>
+      </w:pPr>
+      <w:r>
+        <w:t>18. Visual concept journey</w:t>
+      </w:r>
+    </w:p>
+    <w:p>
+      <w:r>
+        <w:t>Explain each Conversation State and Memory graphic using its labels, deciding evidence and relevant limitation.</w:t>
+      </w:r>
+    </w:p>
+    <w:p>
+      <w:pPr>
+        <w:pStyle w:val="Heading3"/>
+      </w:pPr>
+      <w:r>
+        <w:t>01. Conversation State and Memory: the case</w:t>
+      </w:r>
+    </w:p>
+    <w:p>
+      <w:r>
+        <w:drawing>
+          <wp:inline xmlns:a="http://schemas.openxmlformats.org/drawingml/2006/main" xmlns:pic="http://schemas.openxmlformats.org/drawingml/2006/picture">
+            <wp:extent cx="5486400" cy="3142488"/>
+            <wp:docPr id="22" name="Picture 22" descr="Keep a reading conversation consistent when the learner changes the selected book. Supplied facts: In this toy session, “choose Cedar” sets selected_book=Cedar; “change to Maple” replaces it. Session state is cleared on exit. All inputs and outcomes in this worked example are invented classroom data; no real model run is claimed."/>
+            <wp:cNvGraphicFramePr>
+              <a:graphicFrameLocks noChangeAspect="1"/>
+            </wp:cNvGraphicFramePr>
+            <a:graphic>
+              <a:graphicData uri="http://schemas.openxmlformats.org/drawingml/2006/picture">
+                <pic:pic>
+                  <pic:nvPicPr>
+                    <pic:cNvPr id="0" name="academy-story-ai-3-20-01.png"/>
+                    <pic:cNvPicPr/>
+                  </pic:nvPicPr>
+                  <pic:blipFill>
+                    <a:blip r:embed="rId29"/>
+                    <a:stretch>
+                      <a:fillRect/>
+                    </a:stretch>
+                  </pic:blipFill>
+                  <pic:spPr>
+                    <a:xfrm>
+                      <a:off x="0" y="0"/>
+                      <a:ext cx="5486400" cy="3142488"/>
+                    </a:xfrm>
+                    <a:prstGeom prst="rect"/>
+                  </pic:spPr>
+                </pic:pic>
+              </a:graphicData>
+            </a:graphic>
+          </wp:inline>
+        </w:drawing>
+      </w:r>
+    </w:p>
+    <w:p>
+      <w:pPr>
+        <w:spacing w:line="336" w:lineRule="auto" w:after="180"/>
+      </w:pPr>
+      <w:r>
+        <w:rPr>
+          <w:b w:val="0"/>
+        </w:rPr>
+        <w:t xml:space="preserve">Keep a reading conversation consistent when the learner changes the selected book. Supplied facts: In this toy session, “choose Cedar” sets selected_book=Cedar; “change to Maple” replaces it. </w:t>
+      </w:r>
+      <w:r>
+        <w:rPr>
+          <w:b/>
+        </w:rPr>
+        <w:t>Session state</w:t>
+      </w:r>
+      <w:r>
+        <w:rPr>
+          <w:b w:val="0"/>
+        </w:rPr>
+        <w:t xml:space="preserve"> is cleared on exit.</w:t>
+      </w:r>
+    </w:p>
+    <w:p>
+      <w:pPr>
+        <w:spacing w:line="336" w:lineRule="auto" w:after="180"/>
+      </w:pPr>
+      <w:r>
+        <w:rPr>
+          <w:b w:val="0"/>
+        </w:rPr>
+        <w:t xml:space="preserve">All </w:t>
+      </w:r>
+      <w:r>
+        <w:rPr>
+          <w:b/>
+        </w:rPr>
+        <w:t>input</w:t>
+      </w:r>
+      <w:r>
+        <w:rPr>
+          <w:b w:val="0"/>
+        </w:rPr>
+        <w:t>s and outcomes in this worked example are invented classroom data; no real model run is claimed.</w:t>
+      </w:r>
+    </w:p>
+    <w:p>
+      <w:pPr>
+        <w:spacing w:line="336" w:lineRule="auto" w:after="180"/>
+        <w:shd w:fill="F5F1FB"/>
+      </w:pPr>
+      <w:r>
+        <w:rPr>
+          <w:b w:val="0"/>
+        </w:rPr>
+        <w:t>Point to the given fact that matters most. Explain why it matters.</w:t>
+      </w:r>
+    </w:p>
+    <w:p>
+      <w:pPr>
+        <w:pStyle w:val="Heading3"/>
+      </w:pPr>
+      <w:r>
+        <w:t>02. Follow the deciding steps</w:t>
+      </w:r>
+    </w:p>
+    <w:p>
+      <w:r>
+        <w:drawing>
+          <wp:inline xmlns:a="http://schemas.openxmlformats.org/drawingml/2006/main" xmlns:pic="http://schemas.openxmlformats.org/drawingml/2006/picture">
+            <wp:extent cx="5486400" cy="3182112"/>
+            <wp:docPr id="23" name="Picture 23" descr="First choice: Store Cedar as this session’s selected book. → Correct choice: Replace Cedar with Maple; do not append an equally active second choice. → End session: Clear selected_book. A new session begins with no selected book."/>
+            <wp:cNvGraphicFramePr>
+              <a:graphicFrameLocks noChangeAspect="1"/>
+            </wp:cNvGraphicFramePr>
+            <a:graphic>
+              <a:graphicData uri="http://schemas.openxmlformats.org/drawingml/2006/picture">
+                <pic:pic>
+                  <pic:nvPicPr>
+                    <pic:cNvPr id="0" name="academy-story-ai-3-20-02.png"/>
+                    <pic:cNvPicPr/>
+                  </pic:nvPicPr>
+                  <pic:blipFill>
+                    <a:blip r:embed="rId30"/>
+                    <a:stretch>
+                      <a:fillRect/>
+                    </a:stretch>
+                  </pic:blipFill>
+                  <pic:spPr>
+                    <a:xfrm>
+                      <a:off x="0" y="0"/>
+                      <a:ext cx="5486400" cy="3182112"/>
+                    </a:xfrm>
+                    <a:prstGeom prst="rect"/>
+                  </pic:spPr>
+                </pic:pic>
+              </a:graphicData>
+            </a:graphic>
+          </wp:inline>
+        </w:drawing>
+      </w:r>
+    </w:p>
+    <w:p>
+      <w:pPr>
+        <w:spacing w:line="336" w:lineRule="auto" w:after="180"/>
+      </w:pPr>
+      <w:r>
+        <w:rPr>
+          <w:b w:val="0"/>
+        </w:rPr>
+        <w:t>First choice: Store Cedar as this session’s selected book. → Correct choice: Replace Cedar with Maple; do not append an equally active second choice. → End session: Clear selected_book.</w:t>
+      </w:r>
+    </w:p>
+    <w:p>
+      <w:pPr>
+        <w:spacing w:line="336" w:lineRule="auto" w:after="180"/>
+      </w:pPr>
+      <w:r>
+        <w:rPr>
+          <w:b w:val="0"/>
+        </w:rPr>
+        <w:t>A new session begins with no selected book.</w:t>
+      </w:r>
+    </w:p>
+    <w:p>
+      <w:pPr>
+        <w:spacing w:line="336" w:lineRule="auto" w:after="180"/>
+        <w:shd w:fill="F5F1FB"/>
+      </w:pPr>
+      <w:r>
+        <w:rPr>
+          <w:b w:val="0"/>
+        </w:rPr>
+        <w:t xml:space="preserve">Point to each numbered stage and explain which recorded </w:t>
+      </w:r>
+      <w:r>
+        <w:rPr>
+          <w:b/>
+        </w:rPr>
+        <w:t>input</w:t>
+      </w:r>
+      <w:r>
+        <w:rPr>
+          <w:b w:val="0"/>
+        </w:rPr>
+        <w:t xml:space="preserve"> it uses.</w:t>
+      </w:r>
+    </w:p>
+    <w:p>
+      <w:pPr>
+        <w:pStyle w:val="Heading3"/>
+      </w:pPr>
+      <w:r>
+        <w:t>03. The session record changes — the model is not retrained</w:t>
+      </w:r>
+    </w:p>
+    <w:p>
+      <w:r>
+        <w:drawing>
+          <wp:inline xmlns:a="http://schemas.openxmlformats.org/drawingml/2006/main" xmlns:pic="http://schemas.openxmlformats.org/drawingml/2006/picture">
+            <wp:extent cx="5486400" cy="3444240"/>
+            <wp:docPr id="24" name="Picture 24" descr="The selected_book session state is Cedar after the first choice, Maple after correction, and unset after exit. This is an application record, not proof of permanent learning."/>
+            <wp:cNvGraphicFramePr>
+              <a:graphicFrameLocks noChangeAspect="1"/>
+            </wp:cNvGraphicFramePr>
+            <a:graphic>
+              <a:graphicData uri="http://schemas.openxmlformats.org/drawingml/2006/picture">
+                <pic:pic>
+                  <pic:nvPicPr>
+                    <pic:cNvPr id="0" name="academy-story-ai-3-20-03.png"/>
+                    <pic:cNvPicPr/>
+                  </pic:nvPicPr>
+                  <pic:blipFill>
+                    <a:blip r:embed="rId31"/>
+                    <a:stretch>
+                      <a:fillRect/>
+                    </a:stretch>
+                  </pic:blipFill>
+                  <pic:spPr>
+                    <a:xfrm>
+                      <a:off x="0" y="0"/>
+                      <a:ext cx="5486400" cy="3444240"/>
+                    </a:xfrm>
+                    <a:prstGeom prst="rect"/>
+                  </pic:spPr>
+                </pic:pic>
+              </a:graphicData>
+            </a:graphic>
+          </wp:inline>
+        </w:drawing>
+      </w:r>
+    </w:p>
+    <w:p>
+      <w:pPr>
+        <w:spacing w:line="336" w:lineRule="auto" w:after="180"/>
+      </w:pPr>
+      <w:r>
+        <w:rPr>
+          <w:b w:val="0"/>
+        </w:rPr>
+        <w:t xml:space="preserve">The selected_book </w:t>
+      </w:r>
+      <w:r>
+        <w:rPr>
+          <w:b/>
+        </w:rPr>
+        <w:t>session state</w:t>
+      </w:r>
+      <w:r>
+        <w:rPr>
+          <w:b w:val="0"/>
+        </w:rPr>
+        <w:t xml:space="preserve"> is Cedar after the first choice, Maple after correction, and unset after exit. This is an application record, not proof of permanent learning.</w:t>
+      </w:r>
+    </w:p>
+    <w:p>
+      <w:pPr>
+        <w:spacing w:line="336" w:lineRule="auto" w:after="180"/>
+        <w:shd w:fill="F5F1FB"/>
+      </w:pPr>
+      <w:r>
+        <w:rPr>
+          <w:b w:val="0"/>
+        </w:rPr>
+        <w:t>Read the labels and values. Explain the relationship the model shows.</w:t>
+      </w:r>
+    </w:p>
+    <w:p>
+      <w:pPr>
+        <w:pStyle w:val="Heading3"/>
+      </w:pPr>
+      <w:r>
+        <w:t>04. Change one thing. Trace what follows.</w:t>
+      </w:r>
+    </w:p>
+    <w:p>
+      <w:r>
+        <w:drawing>
+          <wp:inline xmlns:a="http://schemas.openxmlformats.org/drawingml/2006/main" xmlns:pic="http://schemas.openxmlformats.org/drawingml/2006/picture">
+            <wp:extent cx="5486400" cy="3026664"/>
+            <wp:docPr id="25" name="Picture 25" descr="Original case: Clear selected_book. A new session begins with no selected book. Changed condition: The next session asks “summarise my book” without naming one. Expected result: Ask which book the learner wants. Reason: The declared policy clears session state, so yesterday’s choice is unavailable."/>
+            <wp:cNvGraphicFramePr>
+              <a:graphicFrameLocks noChangeAspect="1"/>
+            </wp:cNvGraphicFramePr>
+            <a:graphic>
+              <a:graphicData uri="http://schemas.openxmlformats.org/drawingml/2006/picture">
+                <pic:pic>
+                  <pic:nvPicPr>
+                    <pic:cNvPr id="0" name="academy-story-ai-3-20-04.png"/>
+                    <pic:cNvPicPr/>
+                  </pic:nvPicPr>
+                  <pic:blipFill>
+                    <a:blip r:embed="rId32"/>
+                    <a:stretch>
+                      <a:fillRect/>
+                    </a:stretch>
+                  </pic:blipFill>
+                  <pic:spPr>
+                    <a:xfrm>
+                      <a:off x="0" y="0"/>
+                      <a:ext cx="5486400" cy="3026664"/>
+                    </a:xfrm>
+                    <a:prstGeom prst="rect"/>
+                  </pic:spPr>
+                </pic:pic>
+              </a:graphicData>
+            </a:graphic>
+          </wp:inline>
+        </w:drawing>
+      </w:r>
+    </w:p>
+    <w:p>
+      <w:pPr>
+        <w:spacing w:line="336" w:lineRule="auto" w:after="180"/>
+      </w:pPr>
+      <w:r>
+        <w:rPr>
+          <w:b w:val="0"/>
+        </w:rPr>
+        <w:t>Original case: Clear selected_book. A new session begins with no selected book. Changed condition: The next session asks “summarise my book” without naming one. Expected result: Ask which book the learner wants.</w:t>
+      </w:r>
+    </w:p>
+    <w:p>
+      <w:pPr>
+        <w:spacing w:line="336" w:lineRule="auto" w:after="180"/>
+      </w:pPr>
+      <w:r>
+        <w:rPr>
+          <w:b w:val="0"/>
+        </w:rPr>
+        <w:t xml:space="preserve">Reason: The declared policy clears </w:t>
+      </w:r>
+      <w:r>
+        <w:rPr>
+          <w:b/>
+        </w:rPr>
+        <w:t>session state</w:t>
+      </w:r>
+      <w:r>
+        <w:rPr>
+          <w:b w:val="0"/>
+        </w:rPr>
+        <w:t>, so yesterday’s choice is unavailable.</w:t>
+      </w:r>
+    </w:p>
+    <w:p>
+      <w:pPr>
+        <w:spacing w:line="336" w:lineRule="auto" w:after="180"/>
+        <w:shd w:fill="F5F1FB"/>
+      </w:pPr>
+      <w:r>
+        <w:rPr>
+          <w:b w:val="0"/>
+        </w:rPr>
+        <w:t>Predict before checking the worked changed-case result. Name what changed and what the supplied facts allow you to conclude.</w:t>
+      </w:r>
+    </w:p>
+    <w:p>
+      <w:pPr>
+        <w:pStyle w:val="Heading3"/>
+      </w:pPr>
+      <w:r>
+        <w:t>05. Connect the explanation to its limit</w:t>
+      </w:r>
+    </w:p>
+    <w:p>
+      <w:r>
+        <w:drawing>
+          <wp:inline xmlns:a="http://schemas.openxmlformats.org/drawingml/2006/main" xmlns:pic="http://schemas.openxmlformats.org/drawingml/2006/picture">
+            <wp:extent cx="5486400" cy="2834640"/>
+            <wp:docPr id="26" name="Picture 26" descr="Read the picture in order. Clear selected_book. A new session begins with no selected book. The arrows show which recorded input or intermediate result each decision uses. Explain the deciding step aloud before checking the changed case; pointing to the final answer alone does not show how it follows. Limit: Conversation state is an application record; it is not evidence that the model permanently learned the learner’s preferences."/>
+            <wp:cNvGraphicFramePr>
+              <a:graphicFrameLocks noChangeAspect="1"/>
+            </wp:cNvGraphicFramePr>
+            <a:graphic>
+              <a:graphicData uri="http://schemas.openxmlformats.org/drawingml/2006/picture">
+                <pic:pic>
+                  <pic:nvPicPr>
+                    <pic:cNvPr id="0" name="academy-story-ai-3-20-05.png"/>
+                    <pic:cNvPicPr/>
+                  </pic:nvPicPr>
+                  <pic:blipFill>
+                    <a:blip r:embed="rId33"/>
+                    <a:stretch>
+                      <a:fillRect/>
+                    </a:stretch>
+                  </pic:blipFill>
+                  <pic:spPr>
+                    <a:xfrm>
+                      <a:off x="0" y="0"/>
+                      <a:ext cx="5486400" cy="2834640"/>
+                    </a:xfrm>
+                    <a:prstGeom prst="rect"/>
+                  </pic:spPr>
+                </pic:pic>
+              </a:graphicData>
+            </a:graphic>
+          </wp:inline>
+        </w:drawing>
+      </w:r>
+    </w:p>
+    <w:p>
+      <w:pPr>
+        <w:spacing w:line="336" w:lineRule="auto" w:after="180"/>
+      </w:pPr>
+      <w:r>
+        <w:rPr>
+          <w:b w:val="0"/>
+        </w:rPr>
+        <w:t xml:space="preserve">Read the picture in order. Clear selected_book. A new session begins with no selected book. The arrows show which recorded </w:t>
+      </w:r>
+      <w:r>
+        <w:rPr>
+          <w:b/>
+        </w:rPr>
+        <w:t>input</w:t>
+      </w:r>
+      <w:r>
+        <w:rPr>
+          <w:b w:val="0"/>
+        </w:rPr>
+        <w:t xml:space="preserve"> or intermediate result each decision uses.</w:t>
+      </w:r>
+    </w:p>
+    <w:p>
+      <w:pPr>
+        <w:spacing w:line="336" w:lineRule="auto" w:after="180"/>
+      </w:pPr>
+      <w:r>
+        <w:rPr>
+          <w:b w:val="0"/>
+        </w:rPr>
+        <w:t>Explain the deciding step aloud before checking the changed case; pointing to the final answer alone does not show how it follows.</w:t>
+      </w:r>
+    </w:p>
+    <w:p>
+      <w:pPr>
+        <w:spacing w:line="336" w:lineRule="auto" w:after="180"/>
+      </w:pPr>
+      <w:r>
+        <w:rPr>
+          <w:b w:val="0"/>
+        </w:rPr>
+        <w:t xml:space="preserve">Limit: Conversation </w:t>
+      </w:r>
+      <w:r>
+        <w:rPr>
+          <w:b/>
+        </w:rPr>
+        <w:t>state</w:t>
+      </w:r>
+      <w:r>
+        <w:rPr>
+          <w:b w:val="0"/>
+        </w:rPr>
+        <w:t xml:space="preserve"> is an application record; it is not </w:t>
+      </w:r>
+      <w:r>
+        <w:rPr>
+          <w:b/>
+        </w:rPr>
+        <w:t>evidence</w:t>
+      </w:r>
+      <w:r>
+        <w:rPr>
+          <w:b w:val="0"/>
+        </w:rPr>
+        <w:t xml:space="preserve"> that the model permanently learned the learner’s preferences.</w:t>
+      </w:r>
+    </w:p>
+    <w:p>
+      <w:pPr>
+        <w:spacing w:line="336" w:lineRule="auto" w:after="180"/>
+        <w:shd w:fill="F5F1FB"/>
+      </w:pPr>
+      <w:r>
+        <w:rPr>
+          <w:b w:val="0"/>
+        </w:rPr>
+        <w:t>Explain the case, then point to a limit on the claim.</w:t>
+      </w:r>
+    </w:p>
+    <w:p>
+      <w:pPr>
+        <w:pStyle w:val="Heading3"/>
+      </w:pPr>
+      <w:r>
+        <w:t>06. Make the idea visible in your project</w:t>
+      </w:r>
+    </w:p>
+    <w:p>
+      <w:r>
+        <w:drawing>
+          <wp:inline xmlns:a="http://schemas.openxmlformats.org/drawingml/2006/main" xmlns:pic="http://schemas.openxmlformats.org/drawingml/2006/picture">
+            <wp:extent cx="5486400" cy="3681984"/>
+            <wp:docPr id="27" name="Picture 27" descr="For your Verified Study Buddy, save the input, procedure, observed result and limitation of this check. Label this worked example as practice; use a different, previously unreviewed case when checking independent understanding. Draw your input, deciding step, result and limit. Supported question: What is selected_book after the correction and after exit? Point to the relevant step in the picture, then write the changed result and the rule or evidence that supports it."/>
+            <wp:cNvGraphicFramePr>
+              <a:graphicFrameLocks noChangeAspect="1"/>
+            </wp:cNvGraphicFramePr>
+            <a:graphic>
+              <a:graphicData uri="http://schemas.openxmlformats.org/drawingml/2006/picture">
+                <pic:pic>
+                  <pic:nvPicPr>
+                    <pic:cNvPr id="0" name="academy-story-ai-3-20-06.png"/>
+                    <pic:cNvPicPr/>
+                  </pic:nvPicPr>
+                  <pic:blipFill>
+                    <a:blip r:embed="rId34"/>
+                    <a:stretch>
+                      <a:fillRect/>
+                    </a:stretch>
+                  </pic:blipFill>
+                  <pic:spPr>
+                    <a:xfrm>
+                      <a:off x="0" y="0"/>
+                      <a:ext cx="5486400" cy="3681984"/>
+                    </a:xfrm>
+                    <a:prstGeom prst="rect"/>
+                  </pic:spPr>
+                </pic:pic>
+              </a:graphicData>
+            </a:graphic>
+          </wp:inline>
+        </w:drawing>
+      </w:r>
+    </w:p>
+    <w:p>
+      <w:pPr>
+        <w:spacing w:line="336" w:lineRule="auto" w:after="180"/>
+      </w:pPr>
+      <w:r>
+        <w:rPr>
+          <w:b w:val="0"/>
+        </w:rPr>
+        <w:t xml:space="preserve">For your Verified Study Buddy, save the </w:t>
+      </w:r>
+      <w:r>
+        <w:rPr>
+          <w:b/>
+        </w:rPr>
+        <w:t>input</w:t>
+      </w:r>
+      <w:r>
+        <w:rPr>
+          <w:b w:val="0"/>
+        </w:rPr>
+        <w:t>, procedure, observed result and limitation of this check.</w:t>
+      </w:r>
+    </w:p>
+    <w:p>
+      <w:pPr>
+        <w:spacing w:line="336" w:lineRule="auto" w:after="180"/>
+      </w:pPr>
+      <w:r>
+        <w:rPr>
+          <w:b w:val="0"/>
+        </w:rPr>
+        <w:t xml:space="preserve">Label this worked example as practice; use a different, previously unreviewed case when checking independent understanding. Draw your </w:t>
+      </w:r>
+      <w:r>
+        <w:rPr>
+          <w:b/>
+        </w:rPr>
+        <w:t>input</w:t>
+      </w:r>
+      <w:r>
+        <w:rPr>
+          <w:b w:val="0"/>
+        </w:rPr>
+        <w:t>, deciding step, result and limit.</w:t>
+      </w:r>
+    </w:p>
+    <w:p>
+      <w:pPr>
+        <w:spacing w:line="336" w:lineRule="auto" w:after="180"/>
+      </w:pPr>
+      <w:r>
+        <w:rPr>
+          <w:b w:val="0"/>
+        </w:rPr>
+        <w:t xml:space="preserve">Supported question: What is selected_book after the correction and after exit? Point to the relevant step in the picture, then write the changed result and the rule or </w:t>
+      </w:r>
+      <w:r>
+        <w:rPr>
+          <w:b/>
+        </w:rPr>
+        <w:t>evidence</w:t>
+      </w:r>
+      <w:r>
+        <w:rPr>
+          <w:b w:val="0"/>
+        </w:rPr>
+        <w:t xml:space="preserve"> that supports it.</w:t>
+      </w:r>
+    </w:p>
+    <w:p>
+      <w:pPr>
+        <w:spacing w:line="336" w:lineRule="auto" w:after="180"/>
+        <w:shd w:fill="F5F1FB"/>
+      </w:pPr>
+      <w:r>
+        <w:rPr>
+          <w:b w:val="0"/>
+        </w:rPr>
+        <w:t xml:space="preserve">Draw your project trace and justify the deciding step using </w:t>
+      </w:r>
+      <w:r>
+        <w:rPr>
+          <w:b/>
+        </w:rPr>
+        <w:t>evidence</w:t>
+      </w:r>
+      <w:r>
+        <w:rPr>
+          <w:b w:val="0"/>
+        </w:rPr>
+        <w:t>.</w:t>
       </w:r>
     </w:p>
     <w:sectPr>
